--- a/Пояснительная записка.docx
+++ b/Пояснительная записка.docx
@@ -3778,21 +3778,317 @@
         <w:rPr>
           <w:lang w:eastAsia="ru-RU"/>
         </w:rPr>
-        <w:t>В целом, разработка ядра цифровой экосистемы с использованием микросервисной архитектуры, централизованной аутентификации и API-шлюза позволяет устранить перечисленные проблемы. Такое решение обеспечивает единый механизм управления доступом, упрощает масштабирование и сопровождение системы, повышает уровень информационной безопасности и создаёт технологическую основу для устойчивого развития цифровой платформы.</w:t>
-      </w:r>
-    </w:p>
-    <w:p>
-      <w:pPr>
+        <w:t>Для обоснования необходимости разработки ядра цифровой экосистемы были построены две сравнительные диаграммы: модель существующего процесса AS IS и модель целевого процесса TO BE.</w:t>
+      </w:r>
+    </w:p>
+    <w:p>
+      <w:pPr>
+        <w:rPr>
+          <w:lang w:eastAsia="ru-RU"/>
+        </w:rPr>
+      </w:pPr>
+      <w:r>
+        <w:rPr>
+          <w:lang w:eastAsia="ru-RU"/>
+        </w:rPr>
+        <w:t>Диаграмма AS IS отражает работу разрозненных сервисов до внедрения разрабатываемого программного обеспечения. В данной модели каждый сервис имеет собственный механизм аутентификации, отдельную обработку запросов и индивидуальные правила доступа. Такой подход приводит к дублированию функциональности, усложнению сопровождения, повышению нагрузки на разработчиков и снижению уровня безопасности.</w:t>
+      </w:r>
+      <w:r>
+        <w:rPr>
+          <w:lang w:eastAsia="ru-RU"/>
+        </w:rPr>
+        <w:t xml:space="preserve"> Диаграмма </w:t>
+      </w:r>
+      <w:r>
         <w:rPr>
           <w:lang w:val="en-US" w:eastAsia="ru-RU"/>
         </w:rPr>
-      </w:pPr>
-      <w:r>
-        <w:rPr>
-          <w:highlight w:val="yellow"/>
+        <w:t>AS</w:t>
+      </w:r>
+      <w:r>
+        <w:rPr>
+          <w:lang w:eastAsia="ru-RU"/>
+        </w:rPr>
+        <w:t xml:space="preserve"> </w:t>
+      </w:r>
+      <w:r>
+        <w:rPr>
           <w:lang w:val="en-US" w:eastAsia="ru-RU"/>
         </w:rPr>
-        <w:t>As is, to be</w:t>
+        <w:t>IS</w:t>
+      </w:r>
+      <w:r>
+        <w:rPr>
+          <w:lang w:eastAsia="ru-RU"/>
+        </w:rPr>
+        <w:t xml:space="preserve"> представлена на рисунке 1.</w:t>
+      </w:r>
+    </w:p>
+    <w:p>
+      <w:pPr>
+        <w:ind w:firstLine="0"/>
+        <w:jc w:val="center"/>
+        <w:rPr>
+          <w:lang w:eastAsia="ru-RU"/>
+        </w:rPr>
+      </w:pPr>
+      <w:r>
+        <w:rPr>
+          <w:noProof/>
+        </w:rPr>
+        <w:lastRenderedPageBreak/>
+        <w:drawing>
+          <wp:inline distT="0" distB="0" distL="0" distR="0" wp14:anchorId="451CF143" wp14:editId="58EA583D">
+            <wp:extent cx="5233407" cy="3600450"/>
+            <wp:effectExtent l="0" t="0" r="5715" b="0"/>
+            <wp:docPr id="277841674" name="Рисунок 63"/>
+            <wp:cNvGraphicFramePr>
+              <a:graphicFrameLocks xmlns:a="http://schemas.openxmlformats.org/drawingml/2006/main" noChangeAspect="1"/>
+            </wp:cNvGraphicFramePr>
+            <a:graphic xmlns:a="http://schemas.openxmlformats.org/drawingml/2006/main">
+              <a:graphicData uri="http://schemas.openxmlformats.org/drawingml/2006/picture">
+                <pic:pic xmlns:pic="http://schemas.openxmlformats.org/drawingml/2006/picture">
+                  <pic:nvPicPr>
+                    <pic:cNvPr id="0" name="Picture 1"/>
+                    <pic:cNvPicPr>
+                      <a:picLocks noChangeAspect="1" noChangeArrowheads="1"/>
+                    </pic:cNvPicPr>
+                  </pic:nvPicPr>
+                  <pic:blipFill>
+                    <a:blip r:embed="rId8" cstate="print">
+                      <a:extLst>
+                        <a:ext uri="{28A0092B-C50C-407E-A947-70E740481C1C}">
+                          <a14:useLocalDpi xmlns:a14="http://schemas.microsoft.com/office/drawing/2010/main" val="0"/>
+                        </a:ext>
+                      </a:extLst>
+                    </a:blip>
+                    <a:srcRect/>
+                    <a:stretch>
+                      <a:fillRect/>
+                    </a:stretch>
+                  </pic:blipFill>
+                  <pic:spPr bwMode="auto">
+                    <a:xfrm>
+                      <a:off x="0" y="0"/>
+                      <a:ext cx="5249212" cy="3611324"/>
+                    </a:xfrm>
+                    <a:prstGeom prst="rect">
+                      <a:avLst/>
+                    </a:prstGeom>
+                    <a:noFill/>
+                    <a:ln>
+                      <a:noFill/>
+                    </a:ln>
+                  </pic:spPr>
+                </pic:pic>
+              </a:graphicData>
+            </a:graphic>
+          </wp:inline>
+        </w:drawing>
+      </w:r>
+    </w:p>
+    <w:p>
+      <w:pPr>
+        <w:ind w:firstLine="0"/>
+        <w:jc w:val="center"/>
+        <w:rPr>
+          <w:lang w:eastAsia="ru-RU"/>
+        </w:rPr>
+      </w:pPr>
+      <w:r>
+        <w:rPr>
+          <w:lang w:eastAsia="ru-RU"/>
+        </w:rPr>
+        <w:t xml:space="preserve">Рисунок </w:t>
+      </w:r>
+      <w:r>
+        <w:rPr>
+          <w:lang w:eastAsia="ru-RU"/>
+        </w:rPr>
+        <w:t>1</w:t>
+      </w:r>
+      <w:r>
+        <w:rPr>
+          <w:lang w:eastAsia="ru-RU"/>
+        </w:rPr>
+        <w:t xml:space="preserve"> – Диаграмма </w:t>
+      </w:r>
+      <w:r>
+        <w:rPr>
+          <w:lang w:val="en-US" w:eastAsia="ru-RU"/>
+        </w:rPr>
+        <w:t>AS IS</w:t>
+      </w:r>
+    </w:p>
+    <w:p>
+      <w:pPr>
+        <w:rPr>
+          <w:lang w:eastAsia="ru-RU"/>
+        </w:rPr>
+      </w:pPr>
+      <w:r>
+        <w:rPr>
+          <w:lang w:eastAsia="ru-RU"/>
+        </w:rPr>
+        <w:t>Диаграмма TO BE показывает процесс обработки запросов после внедрения ядра цифровой экосистемы. В новой модели все клиентские запросы проходят через единый API-шлюз, а аутентификация и авторизация выполняются централизованно. Это позволяет упростить архитектуру, повысить безопасность, обеспечить единый механизм управления доступом и облегчить подключение новых микросервисов.</w:t>
+      </w:r>
+      <w:r>
+        <w:rPr>
+          <w:lang w:eastAsia="ru-RU"/>
+        </w:rPr>
+        <w:t xml:space="preserve"> Диаграмма </w:t>
+      </w:r>
+      <w:r>
+        <w:rPr>
+          <w:lang w:val="en-US" w:eastAsia="ru-RU"/>
+        </w:rPr>
+        <w:t>TO</w:t>
+      </w:r>
+      <w:r>
+        <w:rPr>
+          <w:lang w:eastAsia="ru-RU"/>
+        </w:rPr>
+        <w:t xml:space="preserve"> </w:t>
+      </w:r>
+      <w:r>
+        <w:rPr>
+          <w:lang w:val="en-US" w:eastAsia="ru-RU"/>
+        </w:rPr>
+        <w:t>BE</w:t>
+      </w:r>
+      <w:r>
+        <w:rPr>
+          <w:lang w:eastAsia="ru-RU"/>
+        </w:rPr>
+        <w:t xml:space="preserve"> представлена на рисунке 2.</w:t>
+      </w:r>
+    </w:p>
+    <w:p>
+      <w:pPr>
+        <w:rPr>
+          <w:lang w:eastAsia="ru-RU"/>
+        </w:rPr>
+      </w:pPr>
+    </w:p>
+    <w:p>
+      <w:pPr>
+        <w:ind w:firstLine="0"/>
+        <w:jc w:val="center"/>
+        <w:rPr>
+          <w:lang w:eastAsia="ru-RU"/>
+        </w:rPr>
+      </w:pPr>
+      <w:r>
+        <w:rPr>
+          <w:noProof/>
+        </w:rPr>
+        <w:lastRenderedPageBreak/>
+        <w:drawing>
+          <wp:inline distT="0" distB="0" distL="0" distR="0" wp14:anchorId="40013AFF" wp14:editId="131CF4DC">
+            <wp:extent cx="5845227" cy="2924175"/>
+            <wp:effectExtent l="0" t="0" r="3175" b="0"/>
+            <wp:docPr id="568005944" name="Рисунок 64"/>
+            <wp:cNvGraphicFramePr>
+              <a:graphicFrameLocks xmlns:a="http://schemas.openxmlformats.org/drawingml/2006/main" noChangeAspect="1"/>
+            </wp:cNvGraphicFramePr>
+            <a:graphic xmlns:a="http://schemas.openxmlformats.org/drawingml/2006/main">
+              <a:graphicData uri="http://schemas.openxmlformats.org/drawingml/2006/picture">
+                <pic:pic xmlns:pic="http://schemas.openxmlformats.org/drawingml/2006/picture">
+                  <pic:nvPicPr>
+                    <pic:cNvPr id="0" name="Picture 3"/>
+                    <pic:cNvPicPr>
+                      <a:picLocks noChangeAspect="1" noChangeArrowheads="1"/>
+                    </pic:cNvPicPr>
+                  </pic:nvPicPr>
+                  <pic:blipFill>
+                    <a:blip r:embed="rId9" cstate="print">
+                      <a:extLst>
+                        <a:ext uri="{28A0092B-C50C-407E-A947-70E740481C1C}">
+                          <a14:useLocalDpi xmlns:a14="http://schemas.microsoft.com/office/drawing/2010/main" val="0"/>
+                        </a:ext>
+                      </a:extLst>
+                    </a:blip>
+                    <a:srcRect/>
+                    <a:stretch>
+                      <a:fillRect/>
+                    </a:stretch>
+                  </pic:blipFill>
+                  <pic:spPr bwMode="auto">
+                    <a:xfrm>
+                      <a:off x="0" y="0"/>
+                      <a:ext cx="5901949" cy="2952551"/>
+                    </a:xfrm>
+                    <a:prstGeom prst="rect">
+                      <a:avLst/>
+                    </a:prstGeom>
+                    <a:noFill/>
+                    <a:ln>
+                      <a:noFill/>
+                    </a:ln>
+                  </pic:spPr>
+                </pic:pic>
+              </a:graphicData>
+            </a:graphic>
+          </wp:inline>
+        </w:drawing>
+      </w:r>
+    </w:p>
+    <w:p>
+      <w:pPr>
+        <w:ind w:firstLine="0"/>
+        <w:jc w:val="center"/>
+        <w:rPr>
+          <w:lang w:eastAsia="ru-RU"/>
+        </w:rPr>
+      </w:pPr>
+      <w:r>
+        <w:rPr>
+          <w:lang w:eastAsia="ru-RU"/>
+        </w:rPr>
+        <w:t>Рисунок</w:t>
+      </w:r>
+      <w:r>
+        <w:rPr>
+          <w:lang w:eastAsia="ru-RU"/>
+        </w:rPr>
+        <w:t xml:space="preserve"> 2</w:t>
+      </w:r>
+      <w:r>
+        <w:rPr>
+          <w:lang w:eastAsia="ru-RU"/>
+        </w:rPr>
+        <w:t xml:space="preserve"> – Диаграмма </w:t>
+      </w:r>
+      <w:r>
+        <w:rPr>
+          <w:lang w:val="en-US" w:eastAsia="ru-RU"/>
+        </w:rPr>
+        <w:t>TO</w:t>
+      </w:r>
+      <w:r>
+        <w:rPr>
+          <w:lang w:eastAsia="ru-RU"/>
+        </w:rPr>
+        <w:t xml:space="preserve"> </w:t>
+      </w:r>
+      <w:r>
+        <w:rPr>
+          <w:lang w:val="en-US" w:eastAsia="ru-RU"/>
+        </w:rPr>
+        <w:t>BE</w:t>
+      </w:r>
+    </w:p>
+    <w:p>
+      <w:pPr>
+        <w:rPr>
+          <w:lang w:eastAsia="ru-RU"/>
+        </w:rPr>
+      </w:pPr>
+      <w:r>
+        <w:rPr>
+          <w:lang w:eastAsia="ru-RU"/>
+        </w:rPr>
+        <w:t>Сравнение диаграмм показывает, что внедрение ядра цифровой экосистемы позволяет перейти от разрозненной и трудно сопровождаемой архитектуры к централизованной, управляемой и масштабируемой модели. Использование API-шлюза, единой аутентификации и централизованной авторизации обеспечивает более высокий уровень безопасности, снижает дублирование функциональности и упрощает дальнейшее развитие системы.</w:t>
       </w:r>
     </w:p>
     <w:p>
@@ -3828,39 +4124,33 @@
         <w:rPr>
           <w:lang w:eastAsia="ru-RU"/>
         </w:rPr>
-        <w:t xml:space="preserve">Целью дипломной работы является разработка ядра цифровой экосистемы на основе микросервисной архитектуры с единой </w:t>
-      </w:r>
+        <w:t>Целью дипломной работы является разработка ядра цифровой экосистемы на основе микросервисной архитектуры с единой аутентификацией и API-шлюзом. Одним из ключевых требований к разрабатываемой системе является обеспечение унифицированного взаимодействия между микросервисами и внешними клиентскими приложениями с использованием стандартизированных форматов обмена данными, таких как JSON, что позволяет упростить интеграцию и повысить совместимость с другими системами и платформами.</w:t>
+      </w:r>
+    </w:p>
+    <w:p>
+      <w:pPr>
+        <w:rPr>
+          <w:lang w:eastAsia="ru-RU"/>
+        </w:rPr>
+      </w:pPr>
+      <w:r>
+        <w:rPr>
+          <w:lang w:eastAsia="ru-RU"/>
+        </w:rPr>
+        <w:t>Для достижения поставленной цели необходимо последовательно решить ряд задач, каждая из которых реализуется с применением соответствующих методов и подходов.</w:t>
+      </w:r>
+    </w:p>
+    <w:p>
+      <w:pPr>
+        <w:rPr>
+          <w:lang w:eastAsia="ru-RU"/>
+        </w:rPr>
+      </w:pPr>
       <w:r>
         <w:rPr>
           <w:lang w:eastAsia="ru-RU"/>
         </w:rPr>
         <w:lastRenderedPageBreak/>
-        <w:t>аутентификацией и API-шлюзом. Одним из ключевых требований к разрабатываемой системе является обеспечение унифицированного взаимодействия между микросервисами и внешними клиентскими приложениями с использованием стандартизированных форматов обмена данными, таких как JSON, что позволяет упростить интеграцию и повысить совместимость с другими системами и платформами.</w:t>
-      </w:r>
-    </w:p>
-    <w:p>
-      <w:pPr>
-        <w:rPr>
-          <w:lang w:eastAsia="ru-RU"/>
-        </w:rPr>
-      </w:pPr>
-      <w:r>
-        <w:rPr>
-          <w:lang w:eastAsia="ru-RU"/>
-        </w:rPr>
-        <w:t>Для достижения поставленной цели необходимо последовательно решить ряд задач, каждая из которых реализуется с применением соответствующих методов и подходов.</w:t>
-      </w:r>
-    </w:p>
-    <w:p>
-      <w:pPr>
-        <w:rPr>
-          <w:lang w:eastAsia="ru-RU"/>
-        </w:rPr>
-      </w:pPr>
-      <w:r>
-        <w:rPr>
-          <w:lang w:eastAsia="ru-RU"/>
-        </w:rPr>
         <w:t>На первом этапе выполняется изучение современных подходов к построению микросервисных архитектур и цифровых платформ. Для этого проводится анализ научной литературы, технической документации и практик разработки, включая принципы построения распределённых систем, контейнеризации, сервисной декомпозиции и организации взаимодействия между сервисами.</w:t>
       </w:r>
     </w:p>
@@ -3900,27 +4190,27 @@
         <w:rPr>
           <w:lang w:eastAsia="ru-RU"/>
         </w:rPr>
-        <w:t xml:space="preserve">После формализации требований разрабатывается архитектура ядра цифровой экосистемы. На данном этапе определяется структура системы, </w:t>
+        <w:t>После формализации требований разрабатывается архитектура ядра цифровой экосистемы. На данном этапе определяется структура системы, выделяются основные компоненты, такие как API-шлюз, служба аутентификации, сервис авторизации и микросервисы, а также описываются их взаимодействия. При проектировании используются принципы микросервисной архитектуры, включая слабую связанность компонентов и независимость их развертывания.</w:t>
+      </w:r>
+    </w:p>
+    <w:p>
+      <w:pPr>
+        <w:rPr>
+          <w:lang w:eastAsia="ru-RU"/>
+        </w:rPr>
+      </w:pPr>
+      <w:r>
+        <w:rPr>
+          <w:lang w:eastAsia="ru-RU"/>
+        </w:rPr>
+        <w:t xml:space="preserve">Следующим шагом является проектирование программных компонентов системы. Для этого разрабатываются модели данных, интерфейсы взаимодействия сервисов, а также логика работы ключевых модулей, включая механизм аутентификации пользователей, генерацию и </w:t>
       </w:r>
       <w:r>
         <w:rPr>
           <w:lang w:eastAsia="ru-RU"/>
         </w:rPr>
         <w:lastRenderedPageBreak/>
-        <w:t>выделяются основные компоненты, такие как API-шлюз, служба аутентификации, сервис авторизации и микросервисы, а также описываются их взаимодействия. При проектировании используются принципы микросервисной архитектуры, включая слабую связанность компонентов и независимость их развертывания.</w:t>
-      </w:r>
-    </w:p>
-    <w:p>
-      <w:pPr>
-        <w:rPr>
-          <w:lang w:eastAsia="ru-RU"/>
-        </w:rPr>
-      </w:pPr>
-      <w:r>
-        <w:rPr>
-          <w:lang w:eastAsia="ru-RU"/>
-        </w:rPr>
-        <w:t>Следующим шагом является проектирование программных компонентов системы. Для этого разрабатываются модели данных, интерфейсы взаимодействия сервисов, а также логика работы ключевых модулей, включая механизм аутентификации пользователей, генерацию и проверку токенов, обработку и маршрутизацию API-запросов. Также определяется формат обмена данными (JSON) и структура API.</w:t>
+        <w:t>проверку токенов, обработку и маршрутизацию API-запросов. Также определяется формат обмена данными (JSON) и структура API.</w:t>
       </w:r>
     </w:p>
     <w:p>
@@ -3995,120 +4285,120 @@
         <w:rPr>
           <w:lang w:eastAsia="ru-RU"/>
         </w:rPr>
-        <w:t xml:space="preserve">На рынке современных цифровых платформ уже существуют решения, ориентированные на построение распределённых систем и микросервисных экосистем с централизованной аутентификацией и API-шлюзом. Эти решения обеспечивают унифицированное взаимодействие между сервисами, </w:t>
+        <w:t>На рынке современных цифровых платформ уже существуют решения, ориентированные на построение распределённых систем и микросервисных экосистем с централизованной аутентификацией и API-шлюзом. Эти решения обеспечивают унифицированное взаимодействие между сервисами, управление доступом пользователей и маршрутизацию запросов, но различаются по масштабу, архитектуре и набору функций.</w:t>
+      </w:r>
+    </w:p>
+    <w:p>
+      <w:pPr>
+        <w:rPr>
+          <w:lang w:eastAsia="ru-RU"/>
+        </w:rPr>
+      </w:pPr>
+      <w:r>
+        <w:rPr>
+          <w:lang w:eastAsia="ru-RU"/>
+        </w:rPr>
+        <w:t xml:space="preserve">Например, компания Amazon Web Services (AWS) предлагает платформу AWS </w:t>
+      </w:r>
+      <w:proofErr w:type="spellStart"/>
+      <w:r>
+        <w:rPr>
+          <w:lang w:eastAsia="ru-RU"/>
+        </w:rPr>
+        <w:t>App</w:t>
+      </w:r>
+      <w:proofErr w:type="spellEnd"/>
+      <w:r>
+        <w:rPr>
+          <w:lang w:eastAsia="ru-RU"/>
+        </w:rPr>
+        <w:t xml:space="preserve"> </w:t>
+      </w:r>
+      <w:proofErr w:type="spellStart"/>
+      <w:r>
+        <w:rPr>
+          <w:lang w:eastAsia="ru-RU"/>
+        </w:rPr>
+        <w:t>Mesh</w:t>
+      </w:r>
+      <w:proofErr w:type="spellEnd"/>
+      <w:r>
+        <w:rPr>
+          <w:lang w:eastAsia="ru-RU"/>
+        </w:rPr>
+        <w:t xml:space="preserve"> и сервисы API Gateway, которые позволяют организовать взаимодействие микросервисов, централизованно управлять доступом и обеспечивать отказоустойчивость распределённых приложений. Эти решения поддерживают маршрутизацию запросов, мониторинг состояния сервисов и масштабирование инфраструктуры.</w:t>
+      </w:r>
+    </w:p>
+    <w:p>
+      <w:pPr>
+        <w:rPr>
+          <w:lang w:eastAsia="ru-RU"/>
+        </w:rPr>
+      </w:pPr>
+      <w:r>
+        <w:rPr>
+          <w:lang w:eastAsia="ru-RU"/>
+        </w:rPr>
+        <w:t xml:space="preserve">Другой пример </w:t>
+      </w:r>
+      <w:r>
+        <w:rPr>
+          <w:lang w:eastAsia="ru-RU"/>
+        </w:rPr>
+        <w:t>–</w:t>
+      </w:r>
+      <w:r>
+        <w:rPr>
+          <w:lang w:eastAsia="ru-RU"/>
+        </w:rPr>
+        <w:t xml:space="preserve"> платформа Kong Inc., предоставляющая API-шлюз с функциями управления доступом, аутентификации, лимитирования запросов </w:t>
       </w:r>
       <w:r>
         <w:rPr>
           <w:lang w:eastAsia="ru-RU"/>
         </w:rPr>
         <w:lastRenderedPageBreak/>
-        <w:t>управление доступом пользователей и маршрутизацию запросов, но различаются по масштабу, архитектуре и набору функций.</w:t>
-      </w:r>
-    </w:p>
-    <w:p>
-      <w:pPr>
-        <w:rPr>
-          <w:lang w:eastAsia="ru-RU"/>
-        </w:rPr>
-      </w:pPr>
-      <w:r>
-        <w:rPr>
-          <w:lang w:eastAsia="ru-RU"/>
-        </w:rPr>
-        <w:t xml:space="preserve">Например, компания Amazon Web Services (AWS) предлагает платформу AWS </w:t>
+        <w:t>и логирования. Решение ориентировано на обеспечение безопасного и управляемого взаимодействия между клиентскими приложениями и микросервисами, а также на упрощение интеграции новых сервисов в существующую архитектуру.</w:t>
+      </w:r>
+    </w:p>
+    <w:p>
+      <w:pPr>
+        <w:rPr>
+          <w:lang w:eastAsia="ru-RU"/>
+        </w:rPr>
+      </w:pPr>
+      <w:r>
+        <w:rPr>
+          <w:lang w:eastAsia="ru-RU"/>
+        </w:rPr>
+        <w:t xml:space="preserve">Существуют также комплексные решения для построения корпоративных цифровых экосистем, такие как Red Hat </w:t>
       </w:r>
       <w:proofErr w:type="spellStart"/>
       <w:r>
         <w:rPr>
           <w:lang w:eastAsia="ru-RU"/>
         </w:rPr>
-        <w:t>App</w:t>
+        <w:t>OpenShift</w:t>
       </w:r>
       <w:proofErr w:type="spellEnd"/>
       <w:r>
         <w:rPr>
           <w:lang w:eastAsia="ru-RU"/>
         </w:rPr>
-        <w:t xml:space="preserve"> </w:t>
+        <w:t xml:space="preserve">, которые предоставляют инфраструктуру для контейнеризации и </w:t>
       </w:r>
       <w:proofErr w:type="spellStart"/>
       <w:r>
         <w:rPr>
           <w:lang w:eastAsia="ru-RU"/>
         </w:rPr>
-        <w:t>Mesh</w:t>
+        <w:t>оркестрации</w:t>
       </w:r>
       <w:proofErr w:type="spellEnd"/>
       <w:r>
         <w:rPr>
           <w:lang w:eastAsia="ru-RU"/>
         </w:rPr>
-        <w:t xml:space="preserve"> и сервисы API Gateway, которые позволяют организовать взаимодействие микросервисов, централизованно управлять доступом и обеспечивать отказоустойчивость распределённых приложений. Эти решения поддерживают маршрутизацию запросов, мониторинг состояния сервисов и масштабирование инфраструктуры.</w:t>
-      </w:r>
-    </w:p>
-    <w:p>
-      <w:pPr>
-        <w:rPr>
-          <w:lang w:eastAsia="ru-RU"/>
-        </w:rPr>
-      </w:pPr>
-      <w:r>
-        <w:rPr>
-          <w:lang w:eastAsia="ru-RU"/>
-        </w:rPr>
-        <w:t xml:space="preserve">Другой пример </w:t>
-      </w:r>
-      <w:r>
-        <w:rPr>
-          <w:lang w:eastAsia="ru-RU"/>
-        </w:rPr>
-        <w:t>–</w:t>
-      </w:r>
-      <w:r>
-        <w:rPr>
-          <w:lang w:eastAsia="ru-RU"/>
-        </w:rPr>
-        <w:t xml:space="preserve"> платформа Kong Inc., предоставляющая API-шлюз с функциями управления доступом, аутентификации, лимитирования запросов и логирования. Решение ориентировано на обеспечение безопасного и управляемого взаимодействия между клиентскими приложениями и микросервисами, а также на упрощение интеграции новых сервисов в существующую архитектуру.</w:t>
-      </w:r>
-    </w:p>
-    <w:p>
-      <w:pPr>
-        <w:rPr>
-          <w:lang w:eastAsia="ru-RU"/>
-        </w:rPr>
-      </w:pPr>
-      <w:r>
-        <w:rPr>
-          <w:lang w:eastAsia="ru-RU"/>
-        </w:rPr>
-        <w:t xml:space="preserve">Существуют также комплексные решения для построения корпоративных цифровых экосистем, такие как Red Hat </w:t>
-      </w:r>
-      <w:proofErr w:type="spellStart"/>
-      <w:r>
-        <w:rPr>
-          <w:lang w:eastAsia="ru-RU"/>
-        </w:rPr>
-        <w:t>OpenShift</w:t>
-      </w:r>
-      <w:proofErr w:type="spellEnd"/>
-      <w:r>
-        <w:rPr>
-          <w:lang w:eastAsia="ru-RU"/>
-        </w:rPr>
-        <w:t xml:space="preserve">, которые предоставляют инфраструктуру для контейнеризации и </w:t>
-      </w:r>
-      <w:proofErr w:type="spellStart"/>
-      <w:r>
-        <w:rPr>
-          <w:lang w:eastAsia="ru-RU"/>
-        </w:rPr>
-        <w:t>оркестрации</w:t>
-      </w:r>
-      <w:proofErr w:type="spellEnd"/>
-      <w:r>
-        <w:rPr>
-          <w:lang w:eastAsia="ru-RU"/>
-        </w:rPr>
         <w:t xml:space="preserve"> микросервисов, управление ролями и политиками безопасности, а также инструменты мониторинга и масштабирования приложений.</w:t>
       </w:r>
     </w:p>
@@ -4135,14 +4425,7 @@
         <w:rPr>
           <w:lang w:eastAsia="ru-RU"/>
         </w:rPr>
-        <w:t xml:space="preserve">Таким образом, разработка собственного ядра цифровой экосистемы с микросервисной архитектурой, единой аутентификацией и API-шлюзом позволит создать универсальное, безопасное и масштабируемое решение, обеспечивающее простоту интеграции новых сервисов, централизованное </w:t>
-      </w:r>
-      <w:r>
-        <w:rPr>
-          <w:lang w:eastAsia="ru-RU"/>
-        </w:rPr>
-        <w:lastRenderedPageBreak/>
-        <w:t>управление пользователями и эффективное взаимодействие между компонентами платформы.</w:t>
+        <w:t>Таким образом, разработка собственного ядра цифровой экосистемы с микросервисной архитектурой, единой аутентификацией и API-шлюзом позволит создать универсальное, безопасное и масштабируемое решение, обеспечивающее простоту интеграции новых сервисов, централизованное управление пользователями и эффективное взаимодействие между компонентами платформы.</w:t>
       </w:r>
     </w:p>
     <w:p>
@@ -4233,7 +4516,14 @@
         <w:rPr>
           <w:lang w:eastAsia="ru-RU"/>
         </w:rPr>
-        <w:t>Для разработки ядра цифровой экосистемы на основе микросервисной архитектуры с единой аутентификацией и API-шлюзом наиболее подходящим является компонентно-ориентированный и модульный подход с элементами объектно-ориентированного проектирования.</w:t>
+        <w:t xml:space="preserve">Для разработки ядра цифровой экосистемы на основе микросервисной архитектуры с единой аутентификацией и API-шлюзом наиболее подходящим </w:t>
+      </w:r>
+      <w:r>
+        <w:rPr>
+          <w:lang w:eastAsia="ru-RU"/>
+        </w:rPr>
+        <w:lastRenderedPageBreak/>
+        <w:t>является компонентно-ориентированный и модульный подход с элементами объектно-ориентированного проектирования.</w:t>
       </w:r>
     </w:p>
     <w:p>
@@ -4285,7 +4575,6 @@
         <w:rPr>
           <w:lang w:eastAsia="ru-RU"/>
         </w:rPr>
-        <w:lastRenderedPageBreak/>
         <w:t xml:space="preserve">Таким образом, комбинированный подход </w:t>
       </w:r>
       <w:r>
@@ -4340,6 +4629,7 @@
           <w:rFonts w:eastAsia="Times New Roman"/>
           <w:lang w:eastAsia="ru-RU"/>
         </w:rPr>
+        <w:lastRenderedPageBreak/>
         <w:t>2.1.2</w:t>
       </w:r>
       <w:r>
@@ -4361,9 +4651,23 @@
           <w:rFonts w:eastAsia="Times New Roman"/>
           <w:lang w:eastAsia="ru-RU"/>
         </w:rPr>
-        <w:t>Выбор среды разработки и языка программирования</w:t>
+        <w:t>Выбор языка программирования</w:t>
       </w:r>
       <w:bookmarkEnd w:id="9"/>
+      <w:r>
+        <w:rPr>
+          <w:rFonts w:eastAsia="Times New Roman"/>
+          <w:lang w:eastAsia="ru-RU"/>
+        </w:rPr>
+        <w:t xml:space="preserve"> </w:t>
+      </w:r>
+      <w:r>
+        <w:rPr>
+          <w:rFonts w:eastAsia="Times New Roman"/>
+          <w:lang w:eastAsia="ru-RU"/>
+        </w:rPr>
+        <w:t>и среды разработки</w:t>
+      </w:r>
     </w:p>
     <w:p>
       <w:pPr>
@@ -4427,27 +4731,27 @@
         <w:rPr>
           <w:lang w:eastAsia="ru-RU"/>
         </w:rPr>
-        <w:t xml:space="preserve">Платформа .NET (C#) предоставляет мощные инструменты разработки, высокую производительность и хорошую интеграцию с корпоративными </w:t>
+        <w:t>Платформа .NET (C#) предоставляет мощные инструменты разработки, высокую производительность и хорошую интеграцию с корпоративными решениями. Однако она в большей степени ориентирована на экосистему Microsoft и может требовать дополнительных ресурсов для развертывания.</w:t>
+      </w:r>
+    </w:p>
+    <w:p>
+      <w:pPr>
+        <w:rPr>
+          <w:lang w:eastAsia="ru-RU"/>
+        </w:rPr>
+      </w:pPr>
+      <w:r>
+        <w:rPr>
+          <w:lang w:eastAsia="ru-RU"/>
+        </w:rPr>
+        <w:t xml:space="preserve">Язык Python, в свою очередь, отличается простотой синтаксиса, высокой скоростью разработки и наличием большого количества библиотек для работы с веб-сервисами, безопасностью и взаимодействием компонентов распределённых систем. Несмотря на несколько меньшую производительность по сравнению с Java или C#, Python является </w:t>
       </w:r>
       <w:r>
         <w:rPr>
           <w:lang w:eastAsia="ru-RU"/>
         </w:rPr>
         <w:lastRenderedPageBreak/>
-        <w:t>решениями. Однако она в большей степени ориентирована на экосистему Microsoft и может требовать дополнительных ресурсов для развертывания.</w:t>
-      </w:r>
-    </w:p>
-    <w:p>
-      <w:pPr>
-        <w:rPr>
-          <w:lang w:eastAsia="ru-RU"/>
-        </w:rPr>
-      </w:pPr>
-      <w:r>
-        <w:rPr>
-          <w:lang w:eastAsia="ru-RU"/>
-        </w:rPr>
-        <w:t>Язык Python, в свою очередь, отличается простотой синтаксиса, высокой скоростью разработки и наличием большого количества библиотек для работы с веб-сервисами, безопасностью и взаимодействием компонентов распределённых систем. Несмотря на несколько меньшую производительность по сравнению с Java или C#, Python является оптимальным выбором для разработки прототипов и систем средней нагрузки, особенно при использовании современных асинхронных фреймворков.</w:t>
+        <w:t>оптимальным выбором для разработки прототипов и систем средней нагрузки, особенно при использовании современных асинхронных фреймворков.</w:t>
       </w:r>
     </w:p>
     <w:p>
@@ -4653,63 +4957,69 @@
         <w:rPr>
           <w:lang w:eastAsia="ru-RU"/>
         </w:rPr>
+        <w:t xml:space="preserve">В качестве системы управления базами данных были рассмотрены </w:t>
+      </w:r>
+      <w:proofErr w:type="spellStart"/>
+      <w:r>
+        <w:rPr>
+          <w:lang w:eastAsia="ru-RU"/>
+        </w:rPr>
+        <w:t>PostgreSQL</w:t>
+      </w:r>
+      <w:proofErr w:type="spellEnd"/>
+      <w:r>
+        <w:rPr>
+          <w:lang w:eastAsia="ru-RU"/>
+        </w:rPr>
+        <w:t xml:space="preserve"> и MySQL. Обе СУБД являются надёжными и широко используемыми решениями. </w:t>
+      </w:r>
+      <w:proofErr w:type="spellStart"/>
+      <w:r>
+        <w:rPr>
+          <w:lang w:eastAsia="ru-RU"/>
+        </w:rPr>
+        <w:t>PostgreSQL</w:t>
+      </w:r>
+      <w:proofErr w:type="spellEnd"/>
+      <w:r>
+        <w:rPr>
+          <w:lang w:eastAsia="ru-RU"/>
+        </w:rPr>
+        <w:t xml:space="preserve"> обладает более широкими возможностями расширения, поддержкой сложных типов данных и лучшей работой с транзакциями, что делает её предпочтительной для данной системы.</w:t>
+      </w:r>
+    </w:p>
+    <w:p>
+      <w:pPr>
+        <w:rPr>
+          <w:lang w:eastAsia="ru-RU"/>
+        </w:rPr>
+      </w:pPr>
+      <w:r>
+        <w:rPr>
+          <w:lang w:eastAsia="ru-RU"/>
+        </w:rPr>
+        <w:t xml:space="preserve">Для повышения производительности и уменьшения задержек при обработке запросов предлагается использовать </w:t>
+      </w:r>
+      <w:proofErr w:type="spellStart"/>
+      <w:r>
+        <w:rPr>
+          <w:lang w:eastAsia="ru-RU"/>
+        </w:rPr>
+        <w:t>Redis</w:t>
+      </w:r>
+      <w:proofErr w:type="spellEnd"/>
+      <w:r>
+        <w:rPr>
+          <w:lang w:eastAsia="ru-RU"/>
+        </w:rPr>
+        <w:t xml:space="preserve"> в качестве системы </w:t>
+      </w:r>
+      <w:r>
+        <w:rPr>
+          <w:lang w:eastAsia="ru-RU"/>
+        </w:rPr>
         <w:lastRenderedPageBreak/>
-        <w:t xml:space="preserve">В качестве системы управления базами данных были рассмотрены </w:t>
-      </w:r>
-      <w:proofErr w:type="spellStart"/>
-      <w:r>
-        <w:rPr>
-          <w:lang w:eastAsia="ru-RU"/>
-        </w:rPr>
-        <w:t>PostgreSQL</w:t>
-      </w:r>
-      <w:proofErr w:type="spellEnd"/>
-      <w:r>
-        <w:rPr>
-          <w:lang w:eastAsia="ru-RU"/>
-        </w:rPr>
-        <w:t xml:space="preserve"> и MySQL. Обе СУБД являются надёжными и широко используемыми решениями. </w:t>
-      </w:r>
-      <w:proofErr w:type="spellStart"/>
-      <w:r>
-        <w:rPr>
-          <w:lang w:eastAsia="ru-RU"/>
-        </w:rPr>
-        <w:t>PostgreSQL</w:t>
-      </w:r>
-      <w:proofErr w:type="spellEnd"/>
-      <w:r>
-        <w:rPr>
-          <w:lang w:eastAsia="ru-RU"/>
-        </w:rPr>
-        <w:t xml:space="preserve"> обладает более широкими возможностями расширения, поддержкой сложных типов данных и лучшей работой с транзакциями, что делает её предпочтительной для данной системы.</w:t>
-      </w:r>
-    </w:p>
-    <w:p>
-      <w:pPr>
-        <w:rPr>
-          <w:lang w:eastAsia="ru-RU"/>
-        </w:rPr>
-      </w:pPr>
-      <w:r>
-        <w:rPr>
-          <w:lang w:eastAsia="ru-RU"/>
-        </w:rPr>
-        <w:t xml:space="preserve">Для повышения производительности и уменьшения задержек при обработке запросов предлагается использовать </w:t>
-      </w:r>
-      <w:proofErr w:type="spellStart"/>
-      <w:r>
-        <w:rPr>
-          <w:lang w:eastAsia="ru-RU"/>
-        </w:rPr>
-        <w:t>Redis</w:t>
-      </w:r>
-      <w:proofErr w:type="spellEnd"/>
-      <w:r>
-        <w:rPr>
-          <w:lang w:eastAsia="ru-RU"/>
-        </w:rPr>
-        <w:t xml:space="preserve"> в качестве системы кэширования, в частности для хранения токенов и часто запрашиваемых данных.</w:t>
+        <w:t>кэширования, в частности для хранения токенов и часто запрашиваемых данных.</w:t>
       </w:r>
     </w:p>
     <w:p>
@@ -4882,7 +5192,6 @@
         <w:rPr>
           <w:rFonts w:eastAsia="Calibri"/>
         </w:rPr>
-        <w:lastRenderedPageBreak/>
         <w:t>Разработка спецификаций</w:t>
       </w:r>
       <w:bookmarkEnd w:id="10"/>
@@ -4917,7 +5226,16 @@
         <w:t>функции ядра платформы: аутентификацию, авторизацию, маршрутизацию запросов, управление сервисами и администрирование.</w:t>
       </w:r>
       <w:r>
-        <w:t xml:space="preserve"> Она представлена на рисунке 1.</w:t>
+        <w:t xml:space="preserve"> Она представлена на рисунке </w:t>
+      </w:r>
+      <w:r>
+        <w:rPr>
+          <w:lang w:val="en-US"/>
+        </w:rPr>
+        <w:t>3</w:t>
+      </w:r>
+      <w:r>
+        <w:t>.</w:t>
       </w:r>
     </w:p>
     <w:p>
@@ -4930,6 +5248,7 @@
           <w:noProof/>
           <w:lang w:eastAsia="ru-RU"/>
         </w:rPr>
+        <w:lastRenderedPageBreak/>
         <w:drawing>
           <wp:inline distT="0" distB="0" distL="0" distR="0" wp14:anchorId="275D86FB" wp14:editId="016C3796">
             <wp:extent cx="5940425" cy="2760893"/>
@@ -4948,7 +5267,7 @@
                     </pic:cNvPicPr>
                   </pic:nvPicPr>
                   <pic:blipFill>
-                    <a:blip r:embed="rId8" cstate="print">
+                    <a:blip r:embed="rId10" cstate="print">
                       <a:extLst>
                         <a:ext uri="{28A0092B-C50C-407E-A947-70E740481C1C}">
                           <a14:useLocalDpi xmlns:a14="http://schemas.microsoft.com/office/drawing/2010/main" val="0"/>
@@ -4986,7 +5305,16 @@
         <w:jc w:val="center"/>
       </w:pPr>
       <w:r>
-        <w:t xml:space="preserve">Рисунок 1 – </w:t>
+        <w:t xml:space="preserve">Рисунок </w:t>
+      </w:r>
+      <w:r>
+        <w:rPr>
+          <w:lang w:val="en-US"/>
+        </w:rPr>
+        <w:t>3</w:t>
+      </w:r>
+      <w:r>
+        <w:t xml:space="preserve"> – </w:t>
       </w:r>
       <w:r>
         <w:t>Д</w:t>
@@ -5026,7 +5354,16 @@
         <w:t xml:space="preserve"> </w:t>
       </w:r>
       <w:r>
-        <w:t>На рисунке 2 представлена диаграмма последовательности аутентификации пользователя.</w:t>
+        <w:t xml:space="preserve">На рисунке </w:t>
+      </w:r>
+      <w:r>
+        <w:rPr>
+          <w:lang w:val="en-US"/>
+        </w:rPr>
+        <w:t>4</w:t>
+      </w:r>
+      <w:r>
+        <w:t xml:space="preserve"> представлена диаграмма последовательности аутентификации пользователя.</w:t>
       </w:r>
     </w:p>
     <w:p>
@@ -5038,7 +5375,6 @@
           <w:noProof/>
           <w:lang w:eastAsia="ru-RU"/>
         </w:rPr>
-        <w:lastRenderedPageBreak/>
         <w:drawing>
           <wp:inline distT="0" distB="0" distL="0" distR="0" wp14:anchorId="403BF852" wp14:editId="11D6FDB3">
             <wp:extent cx="5934075" cy="2895600"/>
@@ -5057,7 +5393,7 @@
                     </pic:cNvPicPr>
                   </pic:nvPicPr>
                   <pic:blipFill>
-                    <a:blip r:embed="rId9" cstate="print">
+                    <a:blip r:embed="rId11" cstate="print">
                       <a:extLst>
                         <a:ext uri="{28A0092B-C50C-407E-A947-70E740481C1C}">
                           <a14:useLocalDpi xmlns:a14="http://schemas.microsoft.com/office/drawing/2010/main" val="0"/>
@@ -5095,7 +5431,13 @@
         <w:jc w:val="center"/>
       </w:pPr>
       <w:r>
-        <w:t>Рисунок 2 – Диаграмма последовательности аутентификации</w:t>
+        <w:t xml:space="preserve">Рисунок </w:t>
+      </w:r>
+      <w:r>
+        <w:t>4</w:t>
+      </w:r>
+      <w:r>
+        <w:t xml:space="preserve"> – Диаграмма последовательности аутентификации</w:t>
       </w:r>
     </w:p>
     <w:p>
@@ -5103,7 +5445,13 @@
         <w:ind w:firstLine="708"/>
       </w:pPr>
       <w:r>
-        <w:t>На рисунке 3 представлена диаграмма последовательности доступа к микросервису.</w:t>
+        <w:t xml:space="preserve">На рисунке </w:t>
+      </w:r>
+      <w:r>
+        <w:t>5</w:t>
+      </w:r>
+      <w:r>
+        <w:t xml:space="preserve"> представлена диаграмма последовательности доступа к микросервису.</w:t>
       </w:r>
     </w:p>
     <w:p>
@@ -5115,6 +5463,7 @@
           <w:noProof/>
           <w:lang w:eastAsia="ru-RU"/>
         </w:rPr>
+        <w:lastRenderedPageBreak/>
         <w:drawing>
           <wp:inline distT="0" distB="0" distL="0" distR="0" wp14:anchorId="6A56E9AB" wp14:editId="57988945">
             <wp:extent cx="5943600" cy="3019425"/>
@@ -5133,7 +5482,7 @@
                     </pic:cNvPicPr>
                   </pic:nvPicPr>
                   <pic:blipFill>
-                    <a:blip r:embed="rId10" cstate="print">
+                    <a:blip r:embed="rId12" cstate="print">
                       <a:extLst>
                         <a:ext uri="{28A0092B-C50C-407E-A947-70E740481C1C}">
                           <a14:useLocalDpi xmlns:a14="http://schemas.microsoft.com/office/drawing/2010/main" val="0"/>
@@ -5171,7 +5520,13 @@
         <w:jc w:val="center"/>
       </w:pPr>
       <w:r>
-        <w:t>Рисунок 3 – Диаграмма последовательности доступа к микросервису</w:t>
+        <w:t xml:space="preserve">Рисунок </w:t>
+      </w:r>
+      <w:r>
+        <w:t>5</w:t>
+      </w:r>
+      <w:r>
+        <w:t xml:space="preserve"> – Диаграмма последовательности доступа к микросервису</w:t>
       </w:r>
     </w:p>
     <w:p>
@@ -5235,7 +5590,22 @@
           <w:rFonts w:cs="Times New Roman"/>
           <w:szCs w:val="28"/>
         </w:rPr>
-        <w:t xml:space="preserve"> Диаграмма пакетов представлена на рисунке 4.</w:t>
+        <w:t xml:space="preserve"> Диаграмма пакетов представлена на рисунке </w:t>
+      </w:r>
+      <w:r>
+        <w:rPr>
+          <w:rFonts w:cs="Times New Roman"/>
+          <w:szCs w:val="28"/>
+          <w:lang w:val="en-US"/>
+        </w:rPr>
+        <w:t>6</w:t>
+      </w:r>
+      <w:r>
+        <w:rPr>
+          <w:rFonts w:cs="Times New Roman"/>
+          <w:szCs w:val="28"/>
+        </w:rPr>
+        <w:t>.</w:t>
       </w:r>
     </w:p>
     <w:p>
@@ -5253,7 +5623,6 @@
           <w:szCs w:val="28"/>
           <w:lang w:eastAsia="ru-RU"/>
         </w:rPr>
-        <w:lastRenderedPageBreak/>
         <w:drawing>
           <wp:inline distT="0" distB="0" distL="0" distR="0" wp14:anchorId="64ED8476" wp14:editId="02D43E15">
             <wp:extent cx="5924550" cy="2895600"/>
@@ -5272,7 +5641,7 @@
                     </pic:cNvPicPr>
                   </pic:nvPicPr>
                   <pic:blipFill>
-                    <a:blip r:embed="rId11" cstate="print">
+                    <a:blip r:embed="rId13" cstate="print">
                       <a:extLst>
                         <a:ext uri="{28A0092B-C50C-407E-A947-70E740481C1C}">
                           <a14:useLocalDpi xmlns:a14="http://schemas.microsoft.com/office/drawing/2010/main" val="0"/>
@@ -5318,7 +5687,22 @@
           <w:rFonts w:cs="Times New Roman"/>
           <w:szCs w:val="28"/>
         </w:rPr>
-        <w:t>Рисунок 4 – Диаграмма пакетов</w:t>
+        <w:t xml:space="preserve">Рисунок </w:t>
+      </w:r>
+      <w:r>
+        <w:rPr>
+          <w:rFonts w:cs="Times New Roman"/>
+          <w:szCs w:val="28"/>
+          <w:lang w:val="en-US"/>
+        </w:rPr>
+        <w:t>6</w:t>
+      </w:r>
+      <w:r>
+        <w:rPr>
+          <w:rFonts w:cs="Times New Roman"/>
+          <w:szCs w:val="28"/>
+        </w:rPr>
+        <w:t xml:space="preserve"> – Диаграмма пакетов</w:t>
       </w:r>
     </w:p>
     <w:p>
@@ -5362,6 +5746,7 @@
           <w:rFonts w:cs="Times New Roman"/>
           <w:szCs w:val="28"/>
         </w:rPr>
+        <w:lastRenderedPageBreak/>
         <w:t xml:space="preserve">«API Gateway» </w:t>
       </w:r>
       <w:r>
@@ -6222,58 +6607,67 @@
       </w:pPr>
       <w:bookmarkStart w:id="14" w:name="_Toc224628164"/>
       <w:r>
+        <w:t>2.2.4</w:t>
+      </w:r>
+      <w:r>
+        <w:tab/>
+      </w:r>
+      <w:r>
+        <w:t xml:space="preserve"> </w:t>
+      </w:r>
+      <w:r>
+        <w:t>Разработка диаграмм</w:t>
+      </w:r>
+      <w:r>
+        <w:t>ы</w:t>
+      </w:r>
+      <w:r>
+        <w:t xml:space="preserve"> классов</w:t>
+      </w:r>
+      <w:bookmarkEnd w:id="14"/>
+    </w:p>
+    <w:p>
+      <w:pPr>
+        <w:ind w:firstLine="0"/>
+      </w:pPr>
+      <w:r>
+        <w:tab/>
+      </w:r>
+      <w:r>
+        <w:t>Д</w:t>
+      </w:r>
+      <w:r>
+        <w:t>иаграмма классов отража</w:t>
+      </w:r>
+      <w:r>
+        <w:t>ет</w:t>
+      </w:r>
+      <w:r>
+        <w:t xml:space="preserve"> внутреннюю структуру ключевых компонентов ядра</w:t>
+      </w:r>
+      <w:r>
+        <w:t xml:space="preserve">. Она представлена на рисунке </w:t>
+      </w:r>
+      <w:r>
+        <w:rPr>
+          <w:lang w:val="en-US"/>
+        </w:rPr>
+        <w:t>7</w:t>
+      </w:r>
+      <w:r>
+        <w:t>.</w:t>
+      </w:r>
+    </w:p>
+    <w:p>
+      <w:pPr>
+        <w:ind w:firstLine="0"/>
+      </w:pPr>
+      <w:r>
+        <w:rPr>
+          <w:noProof/>
+          <w:lang w:eastAsia="ru-RU"/>
+        </w:rPr>
         <w:lastRenderedPageBreak/>
-        <w:t>2.2.4</w:t>
-      </w:r>
-      <w:r>
-        <w:tab/>
-      </w:r>
-      <w:r>
-        <w:t xml:space="preserve"> </w:t>
-      </w:r>
-      <w:r>
-        <w:t>Разработка диаграмм</w:t>
-      </w:r>
-      <w:r>
-        <w:t>ы</w:t>
-      </w:r>
-      <w:r>
-        <w:t xml:space="preserve"> классов</w:t>
-      </w:r>
-      <w:bookmarkEnd w:id="14"/>
-    </w:p>
-    <w:p>
-      <w:pPr>
-        <w:ind w:firstLine="0"/>
-      </w:pPr>
-      <w:r>
-        <w:tab/>
-      </w:r>
-      <w:r>
-        <w:t>Д</w:t>
-      </w:r>
-      <w:r>
-        <w:t>иаграмма классов отража</w:t>
-      </w:r>
-      <w:r>
-        <w:t>ет</w:t>
-      </w:r>
-      <w:r>
-        <w:t xml:space="preserve"> внутреннюю структуру ключевых компонентов ядра</w:t>
-      </w:r>
-      <w:r>
-        <w:t>. Она представлена на рисунке 5.</w:t>
-      </w:r>
-    </w:p>
-    <w:p>
-      <w:pPr>
-        <w:ind w:firstLine="0"/>
-      </w:pPr>
-      <w:r>
-        <w:rPr>
-          <w:noProof/>
-          <w:lang w:eastAsia="ru-RU"/>
-        </w:rPr>
         <w:drawing>
           <wp:inline distT="0" distB="0" distL="0" distR="0" wp14:anchorId="3AA5B7FE" wp14:editId="463C85E5">
             <wp:extent cx="5940425" cy="3709456"/>
@@ -6292,7 +6686,7 @@
                     </pic:cNvPicPr>
                   </pic:nvPicPr>
                   <pic:blipFill>
-                    <a:blip r:embed="rId12" cstate="print">
+                    <a:blip r:embed="rId14" cstate="print">
                       <a:extLst>
                         <a:ext uri="{28A0092B-C50C-407E-A947-70E740481C1C}">
                           <a14:useLocalDpi xmlns:a14="http://schemas.microsoft.com/office/drawing/2010/main" val="0"/>
@@ -6329,7 +6723,16 @@
         <w:jc w:val="center"/>
       </w:pPr>
       <w:r>
-        <w:t>Рисунок 5 – Диаграмма классов</w:t>
+        <w:t xml:space="preserve">Рисунок </w:t>
+      </w:r>
+      <w:r>
+        <w:rPr>
+          <w:lang w:val="en-US"/>
+        </w:rPr>
+        <w:t>7</w:t>
+      </w:r>
+      <w:r>
+        <w:t xml:space="preserve"> – Диаграмма классов</w:t>
       </w:r>
     </w:p>
     <w:p>
@@ -6355,7 +6758,16 @@
         <w:t>иаграмма состояний описывает изменение состояния запроса при его обработке системой. Она показывает, какие этапы проходит запрос в ядре цифровой экосистемы и какие условия вызывают переход между состояниями.</w:t>
       </w:r>
       <w:r>
-        <w:t xml:space="preserve"> Диаграмма состояний представлена на рисунке 6.</w:t>
+        <w:t xml:space="preserve"> Диаграмма состояний представлена на рисунке </w:t>
+      </w:r>
+      <w:r>
+        <w:rPr>
+          <w:lang w:val="en-US"/>
+        </w:rPr>
+        <w:t>8</w:t>
+      </w:r>
+      <w:r>
+        <w:t>.</w:t>
       </w:r>
     </w:p>
     <w:p>
@@ -6387,7 +6799,7 @@
                     </pic:cNvPicPr>
                   </pic:nvPicPr>
                   <pic:blipFill>
-                    <a:blip r:embed="rId13" cstate="print">
+                    <a:blip r:embed="rId15" cstate="print">
                       <a:extLst>
                         <a:ext uri="{28A0092B-C50C-407E-A947-70E740481C1C}">
                           <a14:useLocalDpi xmlns:a14="http://schemas.microsoft.com/office/drawing/2010/main" val="0"/>
@@ -6424,7 +6836,16 @@
         <w:jc w:val="center"/>
       </w:pPr>
       <w:r>
-        <w:t>Рисунок 6 – Диаграмма состояний</w:t>
+        <w:t xml:space="preserve">Рисунок </w:t>
+      </w:r>
+      <w:r>
+        <w:rPr>
+          <w:lang w:val="en-US"/>
+        </w:rPr>
+        <w:t>8</w:t>
+      </w:r>
+      <w:r>
+        <w:t xml:space="preserve"> – Диаграмма состояний</w:t>
       </w:r>
     </w:p>
     <w:p>
@@ -6457,7 +6878,16 @@
         <w:t>иаграмма деятельности описывает процесс обработки пользовательского запроса в системе. Она показывает последовательность действий, принимаемые решения, возможные ветвления и взаимодействие компонентов системы.</w:t>
       </w:r>
       <w:r>
-        <w:t xml:space="preserve"> Диаграмма деятельности представлена на рисунке 7.</w:t>
+        <w:t xml:space="preserve"> Диаграмма деятельности представлена на рисунке </w:t>
+      </w:r>
+      <w:r>
+        <w:rPr>
+          <w:lang w:val="en-US"/>
+        </w:rPr>
+        <w:t>9</w:t>
+      </w:r>
+      <w:r>
+        <w:t>.</w:t>
       </w:r>
     </w:p>
     <w:p>
@@ -6488,7 +6918,7 @@
                     </pic:cNvPicPr>
                   </pic:nvPicPr>
                   <pic:blipFill>
-                    <a:blip r:embed="rId14" cstate="print">
+                    <a:blip r:embed="rId16" cstate="print">
                       <a:extLst>
                         <a:ext uri="{28A0092B-C50C-407E-A947-70E740481C1C}">
                           <a14:useLocalDpi xmlns:a14="http://schemas.microsoft.com/office/drawing/2010/main" val="0"/>
@@ -6526,7 +6956,16 @@
         <w:jc w:val="center"/>
       </w:pPr>
       <w:r>
-        <w:t>Рисунок 7 – Диаграмма деятельности</w:t>
+        <w:t xml:space="preserve">Рисунок </w:t>
+      </w:r>
+      <w:r>
+        <w:rPr>
+          <w:lang w:val="en-US"/>
+        </w:rPr>
+        <w:t>9</w:t>
+      </w:r>
+      <w:r>
+        <w:t xml:space="preserve"> – Диаграмма деятельности</w:t>
       </w:r>
     </w:p>
     <w:p>
@@ -6576,7 +7015,22 @@
           <w:rFonts w:cs="Times New Roman"/>
           <w:szCs w:val="28"/>
         </w:rPr>
-        <w:t>Инфологическая модель базы данных представлена на рисунке 8.</w:t>
+        <w:t xml:space="preserve">Инфологическая модель базы данных представлена на рисунке </w:t>
+      </w:r>
+      <w:r>
+        <w:rPr>
+          <w:rFonts w:cs="Times New Roman"/>
+          <w:szCs w:val="28"/>
+          <w:lang w:val="en-US"/>
+        </w:rPr>
+        <w:t>10</w:t>
+      </w:r>
+      <w:r>
+        <w:rPr>
+          <w:rFonts w:cs="Times New Roman"/>
+          <w:szCs w:val="28"/>
+        </w:rPr>
+        <w:t>.</w:t>
       </w:r>
     </w:p>
     <w:p>
@@ -6596,9 +7050,9 @@
           <w:lang w:eastAsia="ru-RU"/>
         </w:rPr>
         <w:drawing>
-          <wp:inline distT="0" distB="0" distL="0" distR="0" wp14:anchorId="36CD6765" wp14:editId="3F38939B">
-            <wp:extent cx="5124450" cy="2278447"/>
-            <wp:effectExtent l="0" t="0" r="0" b="7620"/>
+          <wp:inline distT="0" distB="0" distL="0" distR="0" wp14:anchorId="36CD6765" wp14:editId="2B411864">
+            <wp:extent cx="4686300" cy="2083635"/>
+            <wp:effectExtent l="0" t="0" r="0" b="0"/>
             <wp:docPr id="1610423710" name="Рисунок 67"/>
             <wp:cNvGraphicFramePr>
               <a:graphicFrameLocks xmlns:a="http://schemas.openxmlformats.org/drawingml/2006/main" noChangeAspect="1"/>
@@ -6613,7 +7067,7 @@
                     </pic:cNvPicPr>
                   </pic:nvPicPr>
                   <pic:blipFill>
-                    <a:blip r:embed="rId15" cstate="print">
+                    <a:blip r:embed="rId17" cstate="print">
                       <a:extLst>
                         <a:ext uri="{28A0092B-C50C-407E-A947-70E740481C1C}">
                           <a14:useLocalDpi xmlns:a14="http://schemas.microsoft.com/office/drawing/2010/main" val="0"/>
@@ -6628,7 +7082,7 @@
                   <pic:spPr bwMode="auto">
                     <a:xfrm>
                       <a:off x="0" y="0"/>
-                      <a:ext cx="5146114" cy="2288079"/>
+                      <a:ext cx="4712523" cy="2095294"/>
                     </a:xfrm>
                     <a:prstGeom prst="rect">
                       <a:avLst/>
@@ -6654,7 +7108,16 @@
         </w:rPr>
       </w:pPr>
       <w:r>
-        <w:t>Рисунок 8 –</w:t>
+        <w:t xml:space="preserve">Рисунок </w:t>
+      </w:r>
+      <w:r>
+        <w:rPr>
+          <w:lang w:val="en-US"/>
+        </w:rPr>
+        <w:t>10</w:t>
+      </w:r>
+      <w:r>
+        <w:t xml:space="preserve"> –</w:t>
       </w:r>
       <w:r>
         <w:t xml:space="preserve"> </w:t>
@@ -6677,6 +7140,9 @@
     <w:p>
       <w:pPr>
         <w:ind w:firstLine="708"/>
+        <w:rPr>
+          <w:lang w:val="en-US"/>
+        </w:rPr>
       </w:pPr>
       <w:r>
         <w:t>Ф</w:t>
@@ -6685,7 +7151,16 @@
         <w:t>изическая модель базы данных предназначена для хранения данных о пользователях системы, их ролях и правах доступа, токенах аутентификации, а также информации о зарегистрированных микросервисах. База данных обеспечивает централизованное управление безопасностью и инфраструктурой системы.</w:t>
       </w:r>
       <w:r>
-        <w:t xml:space="preserve"> Физическая модель базы данных представлена на рисунке 9.</w:t>
+        <w:t xml:space="preserve"> Физическая модель базы данных представлена на рисунке </w:t>
+      </w:r>
+      <w:r>
+        <w:rPr>
+          <w:lang w:val="en-US"/>
+        </w:rPr>
+        <w:t>11</w:t>
+      </w:r>
+      <w:r>
+        <w:t>.</w:t>
       </w:r>
     </w:p>
     <w:p>
@@ -6699,9 +7174,9 @@
           <w:lang w:eastAsia="ru-RU"/>
         </w:rPr>
         <w:drawing>
-          <wp:inline distT="0" distB="0" distL="0" distR="0" wp14:anchorId="53EAD627" wp14:editId="11D2BEAC">
+          <wp:inline distT="0" distB="0" distL="0" distR="0" wp14:anchorId="53EAD627" wp14:editId="5079756F">
             <wp:extent cx="5933710" cy="1905000"/>
-            <wp:effectExtent l="0" t="0" r="0" b="0"/>
+            <wp:effectExtent l="0" t="0" r="1270" b="0"/>
             <wp:docPr id="1904502431" name="Рисунок 66"/>
             <wp:cNvGraphicFramePr>
               <a:graphicFrameLocks xmlns:a="http://schemas.openxmlformats.org/drawingml/2006/main" noChangeAspect="1"/>
@@ -6716,7 +7191,7 @@
                     </pic:cNvPicPr>
                   </pic:nvPicPr>
                   <pic:blipFill>
-                    <a:blip r:embed="rId16" cstate="print">
+                    <a:blip r:embed="rId18" cstate="print">
                       <a:extLst>
                         <a:ext uri="{28A0092B-C50C-407E-A947-70E740481C1C}">
                           <a14:useLocalDpi xmlns:a14="http://schemas.microsoft.com/office/drawing/2010/main" val="0"/>
@@ -6756,8 +7231,16 @@
         </w:rPr>
       </w:pPr>
       <w:r>
-        <w:lastRenderedPageBreak/>
-        <w:t>Рисунок 9 – Физическая модель базы данных</w:t>
+        <w:t xml:space="preserve">Рисунок </w:t>
+      </w:r>
+      <w:r>
+        <w:rPr>
+          <w:lang w:val="en-US"/>
+        </w:rPr>
+        <w:t>11</w:t>
+      </w:r>
+      <w:r>
+        <w:t xml:space="preserve"> – Физическая модель базы данных</w:t>
       </w:r>
     </w:p>
     <w:p>
@@ -6767,6 +7250,7 @@
       </w:pPr>
       <w:bookmarkStart w:id="19" w:name="_Toc224628169"/>
       <w:r>
+        <w:lastRenderedPageBreak/>
         <w:t>2.2.</w:t>
       </w:r>
       <w:r>
@@ -6798,7 +7282,16 @@
         <w:t>описывает физическое распределение компонентов системы по узлам инфраструктуры и показывает, как программные модули развёрнуты и взаимодействуют между собой.</w:t>
       </w:r>
       <w:r>
-        <w:t xml:space="preserve"> Диаграмма размещения представлена на рисунке 10.</w:t>
+        <w:t xml:space="preserve"> Диаграмма размещения представлена на рисунке 1</w:t>
+      </w:r>
+      <w:r>
+        <w:rPr>
+          <w:lang w:val="en-US"/>
+        </w:rPr>
+        <w:t>2</w:t>
+      </w:r>
+      <w:r>
+        <w:t>.</w:t>
       </w:r>
     </w:p>
     <w:p>
@@ -6829,7 +7322,7 @@
                     </pic:cNvPicPr>
                   </pic:nvPicPr>
                   <pic:blipFill>
-                    <a:blip r:embed="rId17" cstate="print">
+                    <a:blip r:embed="rId19" cstate="print">
                       <a:extLst>
                         <a:ext uri="{28A0092B-C50C-407E-A947-70E740481C1C}">
                           <a14:useLocalDpi xmlns:a14="http://schemas.microsoft.com/office/drawing/2010/main" val="0"/>
@@ -6865,13 +7358,25 @@
       <w:pPr>
         <w:ind w:firstLine="0"/>
         <w:jc w:val="center"/>
-        <w:rPr>
-          <w:caps/>
-        </w:rPr>
-      </w:pPr>
-      <w:r>
-        <w:t>Рисунок 10 – Диаграмма размещения</w:t>
-      </w:r>
+      </w:pPr>
+      <w:r>
+        <w:t>Рисунок 1</w:t>
+      </w:r>
+      <w:r>
+        <w:rPr>
+          <w:lang w:val="en-US"/>
+        </w:rPr>
+        <w:t>2</w:t>
+      </w:r>
+      <w:r>
+        <w:t xml:space="preserve"> – Диаграмма размещения</w:t>
+      </w:r>
+    </w:p>
+    <w:p>
+      <w:pPr>
+        <w:ind w:firstLine="0"/>
+        <w:jc w:val="center"/>
+      </w:pPr>
     </w:p>
     <w:p>
       <w:pPr>
@@ -6891,14 +7396,10 @@
         <w:rPr>
           <w:rFonts w:eastAsia="Calibri"/>
         </w:rPr>
+        <w:lastRenderedPageBreak/>
         <w:t>Проектирование программного модуля</w:t>
       </w:r>
       <w:bookmarkEnd w:id="20"/>
-    </w:p>
-    <w:p>
-      <w:pPr>
-        <w:ind w:firstLine="0"/>
-      </w:pPr>
     </w:p>
     <w:p>
       <w:pPr>
@@ -6907,27 +7408,89 @@
       </w:pPr>
       <w:bookmarkStart w:id="21" w:name="_Toc224628171"/>
       <w:r>
+        <w:t>2.3.1</w:t>
+      </w:r>
+      <w:r>
+        <w:tab/>
+      </w:r>
+      <w:r>
+        <w:t xml:space="preserve"> </w:t>
+      </w:r>
+      <w:r>
+        <w:t>Разработка алгоритмов реализации основных функций программного обеспечения</w:t>
+      </w:r>
+      <w:bookmarkEnd w:id="21"/>
+    </w:p>
+    <w:p>
+      <w:pPr>
+        <w:ind w:firstLine="708"/>
+      </w:pPr>
+      <w:r>
+        <w:t>Процесс работы программного обеспечения начинается с запуска ядра цифровой экосистемы и инициализации его основных компонентов: API-шлюза, сервиса аутентификации, сервиса авторизации, реестра микросервисов и базы данных. После запуска система проверяет доступность подключённых сервисов и готовность инфраструктуры к обработке запросов.</w:t>
+      </w:r>
+    </w:p>
+    <w:p>
+      <w:pPr>
+        <w:ind w:firstLine="708"/>
+      </w:pPr>
+      <w:r>
+        <w:t>На первом этапе пользователь обращается к системе через клиентское приложение. Все входящие запросы направляются не напрямую к микросервисам, а через API-шлюз, который является единой точкой входа. Если пользователь выполняет вход в систему, API-шлюз передаёт учетные данные в сервис аутентификации. Сервис проверяет логин и пароль, после чего при успешной проверке формирует токены доступа.</w:t>
+      </w:r>
+    </w:p>
+    <w:p>
+      <w:pPr>
+        <w:ind w:firstLine="708"/>
+      </w:pPr>
+      <w:r>
+        <w:t>Следующим этапом является проверка прав пользователя. При обращении к защищённому ресурсу API-шлюз извлекает токен из запроса и передаёт его на проверку в сервис аутентификации. После подтверждения подлинности пользователя выполняется обращение к сервису авторизации, где определяется роль пользователя и проверяется наличие необходимых прав доступа к запрашиваемому ресурсу.</w:t>
+      </w:r>
+    </w:p>
+    <w:p>
+      <w:pPr>
+        <w:ind w:firstLine="708"/>
+      </w:pPr>
+      <w:r>
+        <w:t>Если пользователь обладает необходимыми правами, API-шлюз определяет, какой микросервис должен обработать запрос. Для этого он обращается к реестру сервисов, получает адрес нужного микросервиса и перенаправляет запрос. Микросервис выполняет требуемую операцию и возвращает результат обратно через API-шлюз.</w:t>
+      </w:r>
+    </w:p>
+    <w:p>
+      <w:pPr>
+        <w:ind w:firstLine="708"/>
+      </w:pPr>
+      <w:r>
+        <w:t xml:space="preserve">При отсутствии токена, его недействительности или недостатке прав доступа система формирует соответствующий ответ с ошибкой: например, отказ в аутентификации или запрет доступа. Это позволяет централизованно </w:t>
+      </w:r>
+      <w:r>
         <w:lastRenderedPageBreak/>
-        <w:t>2.3.1</w:t>
-      </w:r>
-      <w:r>
-        <w:tab/>
-      </w:r>
-      <w:r>
-        <w:t xml:space="preserve"> </w:t>
-      </w:r>
-      <w:r>
-        <w:t>Разработка алгоритмов реализации основных функций программного обеспечения</w:t>
-      </w:r>
-      <w:bookmarkEnd w:id="21"/>
-    </w:p>
-    <w:p>
-      <w:pPr>
-        <w:ind w:firstLine="0"/>
+        <w:t>контролировать безопасность и не допускать прямого обращения к внутренним сервисам.</w:t>
+      </w:r>
+    </w:p>
+    <w:p>
+      <w:pPr>
+        <w:ind w:firstLine="708"/>
+      </w:pPr>
+      <w:r>
+        <w:t>Отдельный алгоритм предусмотрен для администрирования системы. Администратор может управлять учетными записями пользователей, ролями, правами доступа и зарегистрированными микросервисами. Все изменения сохраняются в базе данных и учитываются при последующих проверках доступа.</w:t>
+      </w:r>
+    </w:p>
+    <w:p>
+      <w:pPr>
+        <w:ind w:firstLine="708"/>
+      </w:pPr>
+      <w:r>
+        <w:t>Также в системе реализуется алгоритм регистрации и подключения новых микросервисов. Новый сервис передаёт сведения о себе в реестр сервисов: название, адрес, доступные маршруты и статус. После регистрации API-шлюз может использовать эти сведения для маршрутизации запросов без изменения основной логики ядра системы.</w:t>
+      </w:r>
+    </w:p>
+    <w:p>
+      <w:pPr>
+        <w:ind w:firstLine="708"/>
         <w:rPr>
           <w:highlight w:val="yellow"/>
         </w:rPr>
       </w:pPr>
+      <w:r>
+        <w:t>Все действия пользователей и сервисов фиксируются в журнале событий. Логирование позволяет отслеживать процесс обработки запросов, выявлять ошибки, контролировать доступ и анализировать работу системы. Дополнительно выполняется мониторинг состояния микросервисов, что позволяет своевременно определять недоступные компоненты.</w:t>
+      </w:r>
     </w:p>
     <w:p>
       <w:pPr>
@@ -6949,11 +7512,260 @@
     </w:p>
     <w:p>
       <w:pPr>
+        <w:ind w:firstLine="708"/>
+      </w:pPr>
+      <w:r>
+        <w:t>Поскольку разрабатываемая система представляет собой ядро цифровой экосистемы на основе микросервисной архитектуры, основной акцент в проекте сделан на серверной части, механизмах маршрутизации, аутентификации, авторизации и взаимодействия между сервисами. По этой причине полноценный пользовательский интерфейс не является центральным элементом разрабатываемого программного продукта.</w:t>
+      </w:r>
+    </w:p>
+    <w:p>
+      <w:pPr>
+        <w:ind w:firstLine="708"/>
+      </w:pPr>
+      <w:r>
+        <w:t xml:space="preserve">Тем не менее для практической демонстрации работоспособности архитектуры был спроектирован минимальный пользовательский интерфейс демонстрационного микросервиса. Его назначение заключается не в реализации законченного клиентского приложения, а в обеспечении </w:t>
+      </w:r>
+      <w:r>
+        <w:lastRenderedPageBreak/>
+        <w:t>наглядного взаимодействия с ключевыми функциями ядра системы в процессе тестирования и демонстрации.</w:t>
+      </w:r>
+    </w:p>
+    <w:p>
+      <w:pPr>
+        <w:ind w:firstLine="708"/>
+      </w:pPr>
+      <w:r>
+        <w:t>Разработанный интерфейс решает следующие задачи:</w:t>
+      </w:r>
+    </w:p>
+    <w:p>
+      <w:pPr>
+        <w:pStyle w:val="a3"/>
+        <w:numPr>
+          <w:ilvl w:val="0"/>
+          <w:numId w:val="40"/>
+        </w:numPr>
+      </w:pPr>
+      <w:r>
+        <w:t>регистрация пользователя в системе;</w:t>
+      </w:r>
+    </w:p>
+    <w:p>
+      <w:pPr>
+        <w:pStyle w:val="a3"/>
+        <w:numPr>
+          <w:ilvl w:val="0"/>
+          <w:numId w:val="40"/>
+        </w:numPr>
+      </w:pPr>
+      <w:r>
+        <w:t>выполнение входа и получение токена доступа;</w:t>
+      </w:r>
+    </w:p>
+    <w:p>
+      <w:pPr>
+        <w:pStyle w:val="a3"/>
+        <w:numPr>
+          <w:ilvl w:val="0"/>
+          <w:numId w:val="40"/>
+        </w:numPr>
+      </w:pPr>
+      <w:r>
+        <w:t>создание роли и назначение её пользователю;</w:t>
+      </w:r>
+    </w:p>
+    <w:p>
+      <w:pPr>
+        <w:pStyle w:val="a3"/>
+        <w:numPr>
+          <w:ilvl w:val="0"/>
+          <w:numId w:val="40"/>
+        </w:numPr>
+      </w:pPr>
+      <w:r>
+        <w:t xml:space="preserve">создание </w:t>
+      </w:r>
+      <w:proofErr w:type="spellStart"/>
+      <w:r>
+        <w:t>permission</w:t>
+      </w:r>
+      <w:proofErr w:type="spellEnd"/>
+      <w:r>
+        <w:t xml:space="preserve"> и назначение его роли;</w:t>
+      </w:r>
+    </w:p>
+    <w:p>
+      <w:pPr>
+        <w:pStyle w:val="a3"/>
+        <w:numPr>
+          <w:ilvl w:val="0"/>
+          <w:numId w:val="40"/>
+        </w:numPr>
+      </w:pPr>
+      <w:r>
+        <w:t xml:space="preserve">вызов публичных и защищённых </w:t>
+      </w:r>
+      <w:proofErr w:type="spellStart"/>
+      <w:r>
+        <w:t>endpoint</w:t>
+      </w:r>
+      <w:proofErr w:type="spellEnd"/>
+      <w:r>
+        <w:t xml:space="preserve"> через API Gateway;</w:t>
+      </w:r>
+    </w:p>
+    <w:p>
+      <w:pPr>
+        <w:pStyle w:val="a3"/>
+        <w:numPr>
+          <w:ilvl w:val="0"/>
+          <w:numId w:val="40"/>
+        </w:numPr>
+      </w:pPr>
+      <w:r>
+        <w:t>отображение отправленного запроса и полученного ответа.</w:t>
+      </w:r>
+    </w:p>
+    <w:p>
+      <w:pPr>
+        <w:ind w:firstLine="708"/>
+      </w:pPr>
+      <w:r>
+        <w:t>С точки зрения проектирования интерфейс построен по принципу минимализма и функциональной наглядности. Основной целью являлось обеспечить простое и быстрое выполнение сценариев демонстрации без перегрузки пользователя лишними элементами. В связи с этим структура интерфейса была организована в виде одной страницы, разделённой на несколько логических областей.</w:t>
+      </w:r>
+    </w:p>
+    <w:p>
+      <w:pPr>
+        <w:ind w:firstLine="708"/>
+      </w:pPr>
+      <w:r>
+        <w:t xml:space="preserve">В верхней части страницы располагается заголовок, идентифицирующий демонстрационную панель. Левая часть интерфейса содержит блок текущего состояния системы, в котором отображаются ключевые данные текущей сессии: идентификатор пользователя, идентификатор роли, идентификатор </w:t>
+      </w:r>
+      <w:proofErr w:type="spellStart"/>
+      <w:r>
+        <w:t>permission</w:t>
+      </w:r>
+      <w:proofErr w:type="spellEnd"/>
+      <w:r>
+        <w:t xml:space="preserve"> и токен доступа. Это позволяет визуально отслеживать результаты выполненных операций и использовать полученные значения в последующих шагах сценария.</w:t>
+      </w:r>
+    </w:p>
+    <w:p>
+      <w:pPr>
+        <w:ind w:firstLine="708"/>
+      </w:pPr>
+      <w:r>
+        <w:t xml:space="preserve">Центральная часть страницы содержит основные элементы управления, сгруппированные по функциональному назначению. В данном блоке пользователь может выполнить регистрацию, вход, создать роль, назначить роль, создать </w:t>
+      </w:r>
+      <w:proofErr w:type="spellStart"/>
+      <w:r>
+        <w:t>permission</w:t>
+      </w:r>
+      <w:proofErr w:type="spellEnd"/>
+      <w:r>
+        <w:t xml:space="preserve">, назначить </w:t>
+      </w:r>
+      <w:proofErr w:type="spellStart"/>
+      <w:r>
+        <w:t>permission</w:t>
+      </w:r>
+      <w:proofErr w:type="spellEnd"/>
+      <w:r>
+        <w:t>, а также отправить запросы к демонстрационным маршрутам через API Gateway. Такое разбиение соответствует логике бизнес-сценария и упрощает демонстрацию последовательности работы микросервисов.</w:t>
+      </w:r>
+    </w:p>
+    <w:p>
+      <w:pPr>
         <w:ind w:firstLine="0"/>
+      </w:pPr>
+    </w:p>
+    <w:p>
+      <w:pPr>
+        <w:ind w:firstLine="708"/>
+      </w:pPr>
+      <w:r>
+        <w:lastRenderedPageBreak/>
+        <w:t>Правая часть страницы предназначена для отображения обмена данными с системой. В одной области показывается отправляемый JSON-запрос, в другой — полученный ответ сервиса. Данное решение особенно важно для дипломной демонстрации, поскольку позволяет одновременно показать и пользовательское действие, и его техническую реализацию на уровне API-взаимодействия.</w:t>
+      </w:r>
+    </w:p>
+    <w:p>
+      <w:pPr>
+        <w:ind w:firstLine="708"/>
+      </w:pPr>
+      <w:r>
+        <w:t>При проектировании интерфейса учитывались следующие требования:</w:t>
+      </w:r>
+    </w:p>
+    <w:p>
+      <w:pPr>
+        <w:pStyle w:val="a3"/>
+        <w:numPr>
+          <w:ilvl w:val="0"/>
+          <w:numId w:val="41"/>
+        </w:numPr>
+      </w:pPr>
+      <w:r>
+        <w:t>простота освоения и использования;</w:t>
+      </w:r>
+    </w:p>
+    <w:p>
+      <w:pPr>
+        <w:pStyle w:val="a3"/>
+        <w:numPr>
+          <w:ilvl w:val="0"/>
+          <w:numId w:val="41"/>
+        </w:numPr>
+      </w:pPr>
+      <w:r>
+        <w:t>наглядность последовательности действий;</w:t>
+      </w:r>
+    </w:p>
+    <w:p>
+      <w:pPr>
+        <w:pStyle w:val="a3"/>
+        <w:numPr>
+          <w:ilvl w:val="0"/>
+          <w:numId w:val="41"/>
+        </w:numPr>
+      </w:pPr>
+      <w:r>
+        <w:t>соответствие демонстрационным сценариям дипломного проекта;</w:t>
+      </w:r>
+    </w:p>
+    <w:p>
+      <w:pPr>
+        <w:pStyle w:val="a3"/>
+        <w:numPr>
+          <w:ilvl w:val="0"/>
+          <w:numId w:val="41"/>
+        </w:numPr>
+      </w:pPr>
+      <w:r>
+        <w:t>отсутствие избыточных элементов;</w:t>
+      </w:r>
+    </w:p>
+    <w:p>
+      <w:pPr>
+        <w:pStyle w:val="a3"/>
+        <w:numPr>
+          <w:ilvl w:val="0"/>
+          <w:numId w:val="41"/>
+        </w:numPr>
+      </w:pPr>
+      <w:r>
+        <w:t>удобство визуального сопоставления запроса и ответа.</w:t>
+      </w:r>
+    </w:p>
+    <w:p>
+      <w:pPr>
+        <w:ind w:firstLine="708"/>
         <w:rPr>
           <w:highlight w:val="yellow"/>
         </w:rPr>
       </w:pPr>
+      <w:r>
+        <w:t>Таким образом, пользовательский интерфейс в рамках данного проекта выполняет вспомогательную, демонстрационную функцию. Он подтверждает работоспособность разработанного ядра цифровой экосистемы, позволяет наглядно представить взаимодействие между микросервисами и повышает удобство практической демонстрации результатов разработки.</w:t>
+      </w:r>
     </w:p>
     <w:p>
       <w:pPr>
@@ -6980,8 +7792,614 @@
     </w:p>
     <w:p>
       <w:pPr>
+        <w:ind w:firstLine="708"/>
+      </w:pPr>
+      <w:r>
+        <w:t>Для реализации программного обеспечения был выбран язык программирования Python. Данный выбор обусловлен его широким применением в области веб-разработки, наличием развитой экосистемы библиотек и фреймворков, а также удобством создания серверных приложений с микросервисной архитектурой. Python обеспечивает высокую скорость разработки, хорошую читаемость исходного кода и позволяет удобно структурировать проект, что особенно важно при создании дипломного программного продукта.</w:t>
+      </w:r>
+    </w:p>
+    <w:p>
+      <w:pPr>
         <w:ind w:firstLine="0"/>
       </w:pPr>
+    </w:p>
+    <w:p>
+      <w:pPr>
+        <w:ind w:firstLine="708"/>
+      </w:pPr>
+      <w:r>
+        <w:lastRenderedPageBreak/>
+        <w:t xml:space="preserve">В качестве основного веб-фреймворка был выбран </w:t>
+      </w:r>
+      <w:proofErr w:type="spellStart"/>
+      <w:r>
+        <w:t>FastAPI</w:t>
+      </w:r>
+      <w:proofErr w:type="spellEnd"/>
+      <w:r>
+        <w:t xml:space="preserve">. Данный фреймворк предоставляет средства для быстрой разработки HTTP API, встроенную валидацию входных и выходных данных, автоматическую генерацию документации и удобную интеграцию с современными инструментами </w:t>
+      </w:r>
+      <w:proofErr w:type="spellStart"/>
+      <w:r>
+        <w:t>backend</w:t>
+      </w:r>
+      <w:proofErr w:type="spellEnd"/>
+      <w:r>
+        <w:t xml:space="preserve">-разработки. Использование </w:t>
+      </w:r>
+      <w:proofErr w:type="spellStart"/>
+      <w:r>
+        <w:t>FastAPI</w:t>
+      </w:r>
+      <w:proofErr w:type="spellEnd"/>
+      <w:r>
+        <w:t xml:space="preserve"> позволило реализовать взаимодействие между микросервисами через REST API и обеспечить единообразный подход к обработке запросов.</w:t>
+      </w:r>
+    </w:p>
+    <w:p>
+      <w:pPr>
+        <w:ind w:firstLine="708"/>
+      </w:pPr>
+      <w:r>
+        <w:t xml:space="preserve">Для работы с базой данных использовалась библиотека </w:t>
+      </w:r>
+      <w:proofErr w:type="spellStart"/>
+      <w:r>
+        <w:t>SQLAlchemy</w:t>
+      </w:r>
+      <w:proofErr w:type="spellEnd"/>
+      <w:r>
+        <w:t xml:space="preserve">. Она была выбрана как ORM-инструмент, позволяющий описывать сущности предметной области в виде классов языка Python и отделять бизнес-логику приложения от низкоуровневых SQL-запросов. В качестве системы управления базами данных использовалась </w:t>
+      </w:r>
+      <w:proofErr w:type="spellStart"/>
+      <w:r>
+        <w:t>PostgreSQL</w:t>
+      </w:r>
+      <w:proofErr w:type="spellEnd"/>
+      <w:r>
+        <w:t>. Данная СУБД отличается надёжностью, поддержкой транзакций и хорошо подходит для хранения структурированных данных микросервисной системы.</w:t>
+      </w:r>
+    </w:p>
+    <w:p>
+      <w:pPr>
+        <w:ind w:firstLine="708"/>
+      </w:pPr>
+      <w:r>
+        <w:t xml:space="preserve">Для хранения вспомогательных данных и поддержки отдельных сценариев был выбран </w:t>
+      </w:r>
+      <w:proofErr w:type="spellStart"/>
+      <w:r>
+        <w:t>Redis</w:t>
+      </w:r>
+      <w:proofErr w:type="spellEnd"/>
+      <w:r>
+        <w:t xml:space="preserve">. Контейнеризация приложения выполнялась с использованием </w:t>
+      </w:r>
+      <w:proofErr w:type="spellStart"/>
+      <w:r>
+        <w:t>Docker</w:t>
+      </w:r>
+      <w:proofErr w:type="spellEnd"/>
+      <w:r>
+        <w:t xml:space="preserve"> и </w:t>
+      </w:r>
+      <w:proofErr w:type="spellStart"/>
+      <w:r>
+        <w:t>Docker</w:t>
+      </w:r>
+      <w:proofErr w:type="spellEnd"/>
+      <w:r>
+        <w:t xml:space="preserve"> </w:t>
+      </w:r>
+      <w:proofErr w:type="spellStart"/>
+      <w:r>
+        <w:t>Compose</w:t>
+      </w:r>
+      <w:proofErr w:type="spellEnd"/>
+      <w:r>
+        <w:t xml:space="preserve">, что позволило организовать единое окружение запуска для всех сервисов и обеспечить удобное развёртывание проекта. Для запуска ASGI-приложений использовался сервер </w:t>
+      </w:r>
+      <w:proofErr w:type="spellStart"/>
+      <w:r>
+        <w:t>Uvicorn</w:t>
+      </w:r>
+      <w:proofErr w:type="spellEnd"/>
+      <w:r>
+        <w:t>.</w:t>
+      </w:r>
+    </w:p>
+    <w:p>
+      <w:pPr>
+        <w:ind w:firstLine="708"/>
+      </w:pPr>
+      <w:r>
+        <w:t xml:space="preserve">Разработка проекта велась в среде Visual Studio Code. Данная среда разработки была выбрана благодаря удобной работе с Python-проектами, поддержке структуры </w:t>
+      </w:r>
+      <w:proofErr w:type="spellStart"/>
+      <w:r>
+        <w:t>монорепозитория</w:t>
+      </w:r>
+      <w:proofErr w:type="spellEnd"/>
+      <w:r>
+        <w:t xml:space="preserve">, встроенным средствам навигации по исходному коду и интеграции с системой контроля версий </w:t>
+      </w:r>
+      <w:proofErr w:type="spellStart"/>
+      <w:r>
+        <w:t>Git</w:t>
+      </w:r>
+      <w:proofErr w:type="spellEnd"/>
+      <w:r>
+        <w:t xml:space="preserve">. Для управления версиями исходного кода использовался </w:t>
+      </w:r>
+      <w:proofErr w:type="spellStart"/>
+      <w:r>
+        <w:t>Git</w:t>
+      </w:r>
+      <w:proofErr w:type="spellEnd"/>
+      <w:r>
+        <w:t xml:space="preserve">, а для хранения удалённого репозитория — </w:t>
+      </w:r>
+      <w:proofErr w:type="spellStart"/>
+      <w:r>
+        <w:t>GitHub</w:t>
+      </w:r>
+      <w:proofErr w:type="spellEnd"/>
+      <w:r>
+        <w:t>.</w:t>
+      </w:r>
+    </w:p>
+    <w:p>
+      <w:pPr>
+        <w:ind w:firstLine="708"/>
+      </w:pPr>
+      <w:r>
+        <w:t>Реализация программного обеспечения выполнялась поэтапно.</w:t>
+      </w:r>
+    </w:p>
+    <w:p>
+      <w:pPr>
+        <w:ind w:firstLine="708"/>
+      </w:pPr>
+      <w:r>
+        <w:t xml:space="preserve">На первом этапе была сформирована общая структура проекта в виде </w:t>
+      </w:r>
+      <w:proofErr w:type="spellStart"/>
+      <w:r>
+        <w:t>монорепозитория</w:t>
+      </w:r>
+      <w:proofErr w:type="spellEnd"/>
+      <w:r>
+        <w:t xml:space="preserve">. Внутри репозитория были выделены отдельные каталоги для каждого микросервиса: API Gateway, </w:t>
+      </w:r>
+      <w:proofErr w:type="spellStart"/>
+      <w:r>
+        <w:t>Auth</w:t>
+      </w:r>
+      <w:proofErr w:type="spellEnd"/>
+      <w:r>
+        <w:t xml:space="preserve"> Service, </w:t>
+      </w:r>
+      <w:proofErr w:type="spellStart"/>
+      <w:r>
+        <w:t>Authorization</w:t>
+      </w:r>
+      <w:proofErr w:type="spellEnd"/>
+      <w:r>
+        <w:t xml:space="preserve"> Service, User Service, Service </w:t>
+      </w:r>
+      <w:proofErr w:type="spellStart"/>
+      <w:r>
+        <w:t>Registry</w:t>
+      </w:r>
+      <w:proofErr w:type="spellEnd"/>
+      <w:r>
+        <w:t xml:space="preserve"> и </w:t>
+      </w:r>
+      <w:proofErr w:type="spellStart"/>
+      <w:r>
+        <w:t>Demo</w:t>
+      </w:r>
+      <w:proofErr w:type="spellEnd"/>
+      <w:r>
+        <w:t xml:space="preserve"> </w:t>
+      </w:r>
+      <w:proofErr w:type="spellStart"/>
+      <w:r>
+        <w:t>Microservice</w:t>
+      </w:r>
+      <w:proofErr w:type="spellEnd"/>
+      <w:r>
+        <w:t xml:space="preserve">. Кроме того, был создан </w:t>
+      </w:r>
+      <w:r>
+        <w:lastRenderedPageBreak/>
+        <w:t xml:space="preserve">общий модуль </w:t>
+      </w:r>
+      <w:proofErr w:type="spellStart"/>
+      <w:r>
+        <w:t>shared</w:t>
+      </w:r>
+      <w:proofErr w:type="spellEnd"/>
+      <w:r>
+        <w:t>, содержащий повторно используемые компоненты: конфигурацию, схемы ответов, инструменты безопасности, исключения и вспомогательные утилиты.</w:t>
+      </w:r>
+    </w:p>
+    <w:p>
+      <w:pPr>
+        <w:ind w:firstLine="708"/>
+      </w:pPr>
+      <w:r>
+        <w:t xml:space="preserve">На втором этапе была настроена базовая инфраструктура проекта. Для этого был создан файл </w:t>
+      </w:r>
+      <w:proofErr w:type="spellStart"/>
+      <w:r>
+        <w:t>docker-compose.yml</w:t>
+      </w:r>
+      <w:proofErr w:type="spellEnd"/>
+      <w:r>
+        <w:t xml:space="preserve">, в котором были описаны контейнеры </w:t>
+      </w:r>
+      <w:proofErr w:type="spellStart"/>
+      <w:r>
+        <w:t>PostgreSQL</w:t>
+      </w:r>
+      <w:proofErr w:type="spellEnd"/>
+      <w:r>
+        <w:t xml:space="preserve">, </w:t>
+      </w:r>
+      <w:proofErr w:type="spellStart"/>
+      <w:r>
+        <w:t>Redis</w:t>
+      </w:r>
+      <w:proofErr w:type="spellEnd"/>
+      <w:r>
+        <w:t xml:space="preserve"> и всех микросервисов. Также были созданы </w:t>
+      </w:r>
+      <w:proofErr w:type="spellStart"/>
+      <w:r>
+        <w:t>Dockerfile</w:t>
+      </w:r>
+      <w:proofErr w:type="spellEnd"/>
+      <w:r>
+        <w:t xml:space="preserve"> для каждого сервиса и файл переменных </w:t>
+      </w:r>
+      <w:proofErr w:type="gramStart"/>
+      <w:r>
+        <w:t>окружения .</w:t>
+      </w:r>
+      <w:proofErr w:type="spellStart"/>
+      <w:r>
+        <w:t>env</w:t>
+      </w:r>
+      <w:proofErr w:type="spellEnd"/>
+      <w:proofErr w:type="gramEnd"/>
+      <w:r>
+        <w:t>, обеспечивающий централизованную настройку параметров подключения и конфигурации.</w:t>
+      </w:r>
+    </w:p>
+    <w:p>
+      <w:pPr>
+        <w:ind w:firstLine="708"/>
+      </w:pPr>
+      <w:r>
+        <w:t>На третьем этапе были реализованы общие механизмы системы. К ним относятся:</w:t>
+      </w:r>
+    </w:p>
+    <w:p>
+      <w:pPr>
+        <w:pStyle w:val="a3"/>
+        <w:numPr>
+          <w:ilvl w:val="0"/>
+          <w:numId w:val="42"/>
+        </w:numPr>
+      </w:pPr>
+      <w:r>
+        <w:t>централизованная загрузка конфигурации;</w:t>
+      </w:r>
+    </w:p>
+    <w:p>
+      <w:pPr>
+        <w:pStyle w:val="a3"/>
+        <w:numPr>
+          <w:ilvl w:val="0"/>
+          <w:numId w:val="42"/>
+        </w:numPr>
+      </w:pPr>
+      <w:r>
+        <w:t>подключение к базе данных;</w:t>
+      </w:r>
+    </w:p>
+    <w:p>
+      <w:pPr>
+        <w:pStyle w:val="a3"/>
+        <w:numPr>
+          <w:ilvl w:val="0"/>
+          <w:numId w:val="42"/>
+        </w:numPr>
+      </w:pPr>
+      <w:r>
+        <w:t>единый формат успешных и ошибочных API-ответов;</w:t>
+      </w:r>
+    </w:p>
+    <w:p>
+      <w:pPr>
+        <w:pStyle w:val="a3"/>
+        <w:numPr>
+          <w:ilvl w:val="0"/>
+          <w:numId w:val="42"/>
+        </w:numPr>
+      </w:pPr>
+      <w:r>
+        <w:t>базовые пользовательские исключения;</w:t>
+      </w:r>
+    </w:p>
+    <w:p>
+      <w:pPr>
+        <w:pStyle w:val="a3"/>
+        <w:numPr>
+          <w:ilvl w:val="0"/>
+          <w:numId w:val="42"/>
+        </w:numPr>
+      </w:pPr>
+      <w:r>
+        <w:t>механизмы хэширования паролей;</w:t>
+      </w:r>
+    </w:p>
+    <w:p>
+      <w:pPr>
+        <w:pStyle w:val="a3"/>
+        <w:numPr>
+          <w:ilvl w:val="0"/>
+          <w:numId w:val="42"/>
+        </w:numPr>
+      </w:pPr>
+      <w:r>
+        <w:t>генерация и декодирование JWT-токенов.</w:t>
+      </w:r>
+    </w:p>
+    <w:p>
+      <w:pPr>
+        <w:ind w:firstLine="708"/>
+      </w:pPr>
+      <w:r>
+        <w:t>На четвёртом этапе был реализован сервис управления пользователями (</w:t>
+      </w:r>
+      <w:proofErr w:type="spellStart"/>
+      <w:r>
+        <w:t>user_service</w:t>
+      </w:r>
+      <w:proofErr w:type="spellEnd"/>
+      <w:r>
+        <w:t xml:space="preserve">). В нём были созданы модель пользователя, слой репозитория для работы с данными, слой сервисной логики и набор HTTP </w:t>
+      </w:r>
+      <w:proofErr w:type="spellStart"/>
+      <w:r>
+        <w:t>endpoint</w:t>
+      </w:r>
+      <w:proofErr w:type="spellEnd"/>
+      <w:r>
+        <w:t xml:space="preserve"> для выполнения операций создания, чтения, изменения, удаления, блокировки и разблокировки пользователей.</w:t>
+      </w:r>
+    </w:p>
+    <w:p>
+      <w:pPr>
+        <w:ind w:firstLine="708"/>
+      </w:pPr>
+      <w:r>
+        <w:t>На пятом этапе был реализован сервис аутентификации (</w:t>
+      </w:r>
+      <w:proofErr w:type="spellStart"/>
+      <w:r>
+        <w:t>auth_service</w:t>
+      </w:r>
+      <w:proofErr w:type="spellEnd"/>
+      <w:r>
+        <w:t xml:space="preserve">). В его состав вошли функции регистрации пользователя, входа в систему, генерации </w:t>
+      </w:r>
+      <w:proofErr w:type="spellStart"/>
+      <w:r>
+        <w:t>access</w:t>
+      </w:r>
+      <w:proofErr w:type="spellEnd"/>
+      <w:r>
+        <w:t xml:space="preserve"> и </w:t>
+      </w:r>
+      <w:proofErr w:type="spellStart"/>
+      <w:r>
+        <w:t>refresh</w:t>
+      </w:r>
+      <w:proofErr w:type="spellEnd"/>
+      <w:r>
+        <w:t xml:space="preserve"> </w:t>
+      </w:r>
+      <w:proofErr w:type="spellStart"/>
+      <w:r>
+        <w:t>token</w:t>
+      </w:r>
+      <w:proofErr w:type="spellEnd"/>
+      <w:r>
+        <w:t xml:space="preserve">, обновления токенов, выхода из системы и смены пароля. Для хранения </w:t>
+      </w:r>
+      <w:proofErr w:type="spellStart"/>
+      <w:r>
+        <w:t>refresh</w:t>
+      </w:r>
+      <w:proofErr w:type="spellEnd"/>
+      <w:r>
+        <w:t xml:space="preserve"> </w:t>
+      </w:r>
+      <w:proofErr w:type="spellStart"/>
+      <w:r>
+        <w:t>token</w:t>
+      </w:r>
+      <w:proofErr w:type="spellEnd"/>
+      <w:r>
+        <w:t xml:space="preserve"> была использована отдельная сущность токена в базе данных.</w:t>
+      </w:r>
+    </w:p>
+    <w:p>
+      <w:pPr>
+        <w:ind w:firstLine="708"/>
+      </w:pPr>
+      <w:r>
+        <w:t>На шестом этапе был реализован сервис авторизации (</w:t>
+      </w:r>
+      <w:proofErr w:type="spellStart"/>
+      <w:r>
+        <w:t>authorization_service</w:t>
+      </w:r>
+      <w:proofErr w:type="spellEnd"/>
+      <w:r>
+        <w:t xml:space="preserve">). В рамках данного сервиса были созданы модели ролей, </w:t>
+      </w:r>
+      <w:proofErr w:type="spellStart"/>
+      <w:r>
+        <w:t>permissions</w:t>
+      </w:r>
+      <w:proofErr w:type="spellEnd"/>
+      <w:r>
+        <w:t xml:space="preserve"> и промежуточных таблиц связей. Реализованы операции создания </w:t>
+      </w:r>
+      <w:r>
+        <w:lastRenderedPageBreak/>
+        <w:t xml:space="preserve">роли, создания </w:t>
+      </w:r>
+      <w:proofErr w:type="spellStart"/>
+      <w:r>
+        <w:t>permission</w:t>
+      </w:r>
+      <w:proofErr w:type="spellEnd"/>
+      <w:r>
+        <w:t xml:space="preserve">, назначения роли пользователю, назначения </w:t>
+      </w:r>
+      <w:proofErr w:type="spellStart"/>
+      <w:r>
+        <w:t>permission</w:t>
+      </w:r>
+      <w:proofErr w:type="spellEnd"/>
+      <w:r>
+        <w:t xml:space="preserve"> роли, а также проверки доступа пользователя к ресурсу по схеме </w:t>
+      </w:r>
+      <w:proofErr w:type="spellStart"/>
+      <w:r>
+        <w:t>role-based</w:t>
+      </w:r>
+      <w:proofErr w:type="spellEnd"/>
+      <w:r>
+        <w:t xml:space="preserve"> </w:t>
+      </w:r>
+      <w:proofErr w:type="spellStart"/>
+      <w:r>
+        <w:t>access</w:t>
+      </w:r>
+      <w:proofErr w:type="spellEnd"/>
+      <w:r>
+        <w:t xml:space="preserve"> </w:t>
+      </w:r>
+      <w:proofErr w:type="spellStart"/>
+      <w:r>
+        <w:t>control</w:t>
+      </w:r>
+      <w:proofErr w:type="spellEnd"/>
+      <w:r>
+        <w:t>.</w:t>
+      </w:r>
+    </w:p>
+    <w:p>
+      <w:pPr>
+        <w:ind w:firstLine="708"/>
+      </w:pPr>
+      <w:r>
+        <w:t>На седьмом этапе был реализован сервис реестра (</w:t>
+      </w:r>
+      <w:proofErr w:type="spellStart"/>
+      <w:r>
+        <w:t>service_registry</w:t>
+      </w:r>
+      <w:proofErr w:type="spellEnd"/>
+      <w:r>
+        <w:t>). Он обеспечивает регистрацию микросервисов, хранение информации об их маршрутах, базовых адресах и статусах. Это позволило организовать расширяемую архитектуру, в которой новый сервис может быть подключён без изменения логики ядра.</w:t>
+      </w:r>
+    </w:p>
+    <w:p>
+      <w:pPr>
+        <w:ind w:firstLine="708"/>
+      </w:pPr>
+      <w:r>
+        <w:t xml:space="preserve">На восьмом этапе был реализован API Gateway. В нём были настроены механизмы приёма внешних запросов, валидации токена через </w:t>
+      </w:r>
+      <w:proofErr w:type="spellStart"/>
+      <w:r>
+        <w:t>Auth</w:t>
+      </w:r>
+      <w:proofErr w:type="spellEnd"/>
+      <w:r>
+        <w:t xml:space="preserve"> Service, проверки доступа через </w:t>
+      </w:r>
+      <w:proofErr w:type="spellStart"/>
+      <w:r>
+        <w:t>Authorization</w:t>
+      </w:r>
+      <w:proofErr w:type="spellEnd"/>
+      <w:r>
+        <w:t xml:space="preserve"> Service, поиска маршрута через Service </w:t>
+      </w:r>
+      <w:proofErr w:type="spellStart"/>
+      <w:r>
+        <w:t>Registry</w:t>
+      </w:r>
+      <w:proofErr w:type="spellEnd"/>
+      <w:r>
+        <w:t xml:space="preserve"> и последующего </w:t>
+      </w:r>
+      <w:proofErr w:type="spellStart"/>
+      <w:r>
+        <w:t>проксирования</w:t>
+      </w:r>
+      <w:proofErr w:type="spellEnd"/>
+      <w:r>
+        <w:t xml:space="preserve"> запроса в нужный микросервис. Дополнительно были реализованы базовое логирование запросов и ограничение частоты обращений.</w:t>
+      </w:r>
+    </w:p>
+    <w:p>
+      <w:pPr>
+        <w:ind w:firstLine="708"/>
+      </w:pPr>
+      <w:r>
+        <w:t>На девятом этапе был разработан демонстрационный микросервис (</w:t>
+      </w:r>
+      <w:proofErr w:type="spellStart"/>
+      <w:r>
+        <w:t>demo_microservice</w:t>
+      </w:r>
+      <w:proofErr w:type="spellEnd"/>
+      <w:r>
+        <w:t xml:space="preserve">). Его назначение состоит в подтверждении работоспособности ядра экосистемы. Внутри него были созданы публичный маршрут, защищённый маршрут и административный маршрут, доступ к которому предоставляется только при наличии соответствующего </w:t>
+      </w:r>
+      <w:proofErr w:type="spellStart"/>
+      <w:r>
+        <w:t>permission</w:t>
+      </w:r>
+      <w:proofErr w:type="spellEnd"/>
+      <w:r>
+        <w:t>.</w:t>
+      </w:r>
+    </w:p>
+    <w:p>
+      <w:pPr>
+        <w:ind w:firstLine="708"/>
+      </w:pPr>
+      <w:r>
+        <w:t xml:space="preserve">На заключительном этапе был реализован минимальный демонстрационный пользовательский интерфейс. Он предназначен для наглядного показа ключевых сценариев работы системы: регистрации, входа, создания роли, назначения </w:t>
+      </w:r>
+      <w:proofErr w:type="spellStart"/>
+      <w:r>
+        <w:t>permission</w:t>
+      </w:r>
+      <w:proofErr w:type="spellEnd"/>
+      <w:r>
+        <w:t xml:space="preserve"> и вызова маршрутов через API Gateway. Наличие данного интерфейса упростило тестирование и сделало демонстрацию проекта более наглядной.</w:t>
+      </w:r>
     </w:p>
     <w:p>
       <w:pPr>
@@ -7023,6 +8441,7 @@
         <w:rPr>
           <w:rFonts w:eastAsia="Calibri"/>
         </w:rPr>
+        <w:lastRenderedPageBreak/>
         <w:t>2.6 Разработка эксплуатационной документации</w:t>
       </w:r>
       <w:bookmarkEnd w:id="25"/>
@@ -20573,8 +21992,8 @@
         <w:ind w:firstLine="0"/>
         <w:jc w:val="left"/>
         <w:sectPr>
-          <w:footerReference w:type="default" r:id="rId18"/>
-          <w:footerReference w:type="first" r:id="rId19"/>
+          <w:footerReference w:type="default" r:id="rId20"/>
+          <w:footerReference w:type="first" r:id="rId21"/>
           <w:pgSz w:w="11906" w:h="16838"/>
           <w:pgMar w:top="1134" w:right="850" w:bottom="1134" w:left="1701" w:header="708" w:footer="708" w:gutter="0"/>
           <w:cols w:space="708"/>
@@ -20608,6 +22027,7 @@
           <w:color w:val="000000" w:themeColor="text1"/>
           <w:szCs w:val="28"/>
         </w:rPr>
+        <w:lastRenderedPageBreak/>
         <w:t>1 Введение</w:t>
       </w:r>
       <w:bookmarkEnd w:id="38"/>
@@ -27857,6 +29277,119 @@
     </w:lvl>
   </w:abstractNum>
   <w:abstractNum w:abstractNumId="4" w15:restartNumberingAfterBreak="0">
+    <w:nsid w:val="025479D7"/>
+    <w:multiLevelType w:val="hybridMultilevel"/>
+    <w:tmpl w:val="10A03EB6"/>
+    <w:lvl w:ilvl="0" w:tplc="F3F473DE">
+      <w:start w:val="1"/>
+      <w:numFmt w:val="bullet"/>
+      <w:lvlText w:val="－"/>
+      <w:lvlJc w:val="left"/>
+      <w:pPr>
+        <w:ind w:left="720" w:hanging="360"/>
+      </w:pPr>
+      <w:rPr>
+        <w:rFonts w:ascii="SimSun" w:eastAsia="SimSun" w:hAnsi="SimSun" w:cs="SimSun" w:hint="eastAsia"/>
+      </w:rPr>
+    </w:lvl>
+    <w:lvl w:ilvl="1" w:tplc="04190003" w:tentative="1">
+      <w:start w:val="1"/>
+      <w:numFmt w:val="bullet"/>
+      <w:lvlText w:val="o"/>
+      <w:lvlJc w:val="left"/>
+      <w:pPr>
+        <w:ind w:left="1440" w:hanging="360"/>
+      </w:pPr>
+      <w:rPr>
+        <w:rFonts w:ascii="Courier New" w:hAnsi="Courier New" w:cs="Courier New" w:hint="default"/>
+      </w:rPr>
+    </w:lvl>
+    <w:lvl w:ilvl="2" w:tplc="04190005" w:tentative="1">
+      <w:start w:val="1"/>
+      <w:numFmt w:val="bullet"/>
+      <w:lvlText w:val=""/>
+      <w:lvlJc w:val="left"/>
+      <w:pPr>
+        <w:ind w:left="2160" w:hanging="360"/>
+      </w:pPr>
+      <w:rPr>
+        <w:rFonts w:ascii="Wingdings" w:hAnsi="Wingdings" w:hint="default"/>
+      </w:rPr>
+    </w:lvl>
+    <w:lvl w:ilvl="3" w:tplc="04190001" w:tentative="1">
+      <w:start w:val="1"/>
+      <w:numFmt w:val="bullet"/>
+      <w:lvlText w:val=""/>
+      <w:lvlJc w:val="left"/>
+      <w:pPr>
+        <w:ind w:left="2880" w:hanging="360"/>
+      </w:pPr>
+      <w:rPr>
+        <w:rFonts w:ascii="Symbol" w:hAnsi="Symbol" w:hint="default"/>
+      </w:rPr>
+    </w:lvl>
+    <w:lvl w:ilvl="4" w:tplc="04190003" w:tentative="1">
+      <w:start w:val="1"/>
+      <w:numFmt w:val="bullet"/>
+      <w:lvlText w:val="o"/>
+      <w:lvlJc w:val="left"/>
+      <w:pPr>
+        <w:ind w:left="3600" w:hanging="360"/>
+      </w:pPr>
+      <w:rPr>
+        <w:rFonts w:ascii="Courier New" w:hAnsi="Courier New" w:cs="Courier New" w:hint="default"/>
+      </w:rPr>
+    </w:lvl>
+    <w:lvl w:ilvl="5" w:tplc="04190005" w:tentative="1">
+      <w:start w:val="1"/>
+      <w:numFmt w:val="bullet"/>
+      <w:lvlText w:val=""/>
+      <w:lvlJc w:val="left"/>
+      <w:pPr>
+        <w:ind w:left="4320" w:hanging="360"/>
+      </w:pPr>
+      <w:rPr>
+        <w:rFonts w:ascii="Wingdings" w:hAnsi="Wingdings" w:hint="default"/>
+      </w:rPr>
+    </w:lvl>
+    <w:lvl w:ilvl="6" w:tplc="04190001" w:tentative="1">
+      <w:start w:val="1"/>
+      <w:numFmt w:val="bullet"/>
+      <w:lvlText w:val=""/>
+      <w:lvlJc w:val="left"/>
+      <w:pPr>
+        <w:ind w:left="5040" w:hanging="360"/>
+      </w:pPr>
+      <w:rPr>
+        <w:rFonts w:ascii="Symbol" w:hAnsi="Symbol" w:hint="default"/>
+      </w:rPr>
+    </w:lvl>
+    <w:lvl w:ilvl="7" w:tplc="04190003" w:tentative="1">
+      <w:start w:val="1"/>
+      <w:numFmt w:val="bullet"/>
+      <w:lvlText w:val="o"/>
+      <w:lvlJc w:val="left"/>
+      <w:pPr>
+        <w:ind w:left="5760" w:hanging="360"/>
+      </w:pPr>
+      <w:rPr>
+        <w:rFonts w:ascii="Courier New" w:hAnsi="Courier New" w:cs="Courier New" w:hint="default"/>
+      </w:rPr>
+    </w:lvl>
+    <w:lvl w:ilvl="8" w:tplc="04190005" w:tentative="1">
+      <w:start w:val="1"/>
+      <w:numFmt w:val="bullet"/>
+      <w:lvlText w:val=""/>
+      <w:lvlJc w:val="left"/>
+      <w:pPr>
+        <w:ind w:left="6480" w:hanging="360"/>
+      </w:pPr>
+      <w:rPr>
+        <w:rFonts w:ascii="Wingdings" w:hAnsi="Wingdings" w:hint="default"/>
+      </w:rPr>
+    </w:lvl>
+  </w:abstractNum>
+  <w:abstractNum w:abstractNumId="5" w15:restartNumberingAfterBreak="0">
     <w:nsid w:val="0C02DED9"/>
     <w:multiLevelType w:val="singleLevel"/>
     <w:tmpl w:val="0C02DED9"/>
@@ -27868,7 +29401,7 @@
       <w:lvlJc w:val="left"/>
     </w:lvl>
   </w:abstractNum>
-  <w:abstractNum w:abstractNumId="5" w15:restartNumberingAfterBreak="0">
+  <w:abstractNum w:abstractNumId="6" w15:restartNumberingAfterBreak="0">
     <w:nsid w:val="0CA008B4"/>
     <w:multiLevelType w:val="multilevel"/>
     <w:tmpl w:val="0419001F"/>
@@ -27954,7 +29487,120 @@
       </w:pPr>
     </w:lvl>
   </w:abstractNum>
-  <w:abstractNum w:abstractNumId="6" w15:restartNumberingAfterBreak="0">
+  <w:abstractNum w:abstractNumId="7" w15:restartNumberingAfterBreak="0">
+    <w:nsid w:val="0D22771D"/>
+    <w:multiLevelType w:val="hybridMultilevel"/>
+    <w:tmpl w:val="BF78E8E0"/>
+    <w:lvl w:ilvl="0" w:tplc="F3F473DE">
+      <w:start w:val="1"/>
+      <w:numFmt w:val="bullet"/>
+      <w:lvlText w:val="－"/>
+      <w:lvlJc w:val="left"/>
+      <w:pPr>
+        <w:ind w:left="720" w:hanging="360"/>
+      </w:pPr>
+      <w:rPr>
+        <w:rFonts w:ascii="SimSun" w:eastAsia="SimSun" w:hAnsi="SimSun" w:cs="SimSun" w:hint="eastAsia"/>
+      </w:rPr>
+    </w:lvl>
+    <w:lvl w:ilvl="1" w:tplc="04190003" w:tentative="1">
+      <w:start w:val="1"/>
+      <w:numFmt w:val="bullet"/>
+      <w:lvlText w:val="o"/>
+      <w:lvlJc w:val="left"/>
+      <w:pPr>
+        <w:ind w:left="1440" w:hanging="360"/>
+      </w:pPr>
+      <w:rPr>
+        <w:rFonts w:ascii="Courier New" w:hAnsi="Courier New" w:cs="Courier New" w:hint="default"/>
+      </w:rPr>
+    </w:lvl>
+    <w:lvl w:ilvl="2" w:tplc="04190005" w:tentative="1">
+      <w:start w:val="1"/>
+      <w:numFmt w:val="bullet"/>
+      <w:lvlText w:val=""/>
+      <w:lvlJc w:val="left"/>
+      <w:pPr>
+        <w:ind w:left="2160" w:hanging="360"/>
+      </w:pPr>
+      <w:rPr>
+        <w:rFonts w:ascii="Wingdings" w:hAnsi="Wingdings" w:hint="default"/>
+      </w:rPr>
+    </w:lvl>
+    <w:lvl w:ilvl="3" w:tplc="04190001" w:tentative="1">
+      <w:start w:val="1"/>
+      <w:numFmt w:val="bullet"/>
+      <w:lvlText w:val=""/>
+      <w:lvlJc w:val="left"/>
+      <w:pPr>
+        <w:ind w:left="2880" w:hanging="360"/>
+      </w:pPr>
+      <w:rPr>
+        <w:rFonts w:ascii="Symbol" w:hAnsi="Symbol" w:hint="default"/>
+      </w:rPr>
+    </w:lvl>
+    <w:lvl w:ilvl="4" w:tplc="04190003" w:tentative="1">
+      <w:start w:val="1"/>
+      <w:numFmt w:val="bullet"/>
+      <w:lvlText w:val="o"/>
+      <w:lvlJc w:val="left"/>
+      <w:pPr>
+        <w:ind w:left="3600" w:hanging="360"/>
+      </w:pPr>
+      <w:rPr>
+        <w:rFonts w:ascii="Courier New" w:hAnsi="Courier New" w:cs="Courier New" w:hint="default"/>
+      </w:rPr>
+    </w:lvl>
+    <w:lvl w:ilvl="5" w:tplc="04190005" w:tentative="1">
+      <w:start w:val="1"/>
+      <w:numFmt w:val="bullet"/>
+      <w:lvlText w:val=""/>
+      <w:lvlJc w:val="left"/>
+      <w:pPr>
+        <w:ind w:left="4320" w:hanging="360"/>
+      </w:pPr>
+      <w:rPr>
+        <w:rFonts w:ascii="Wingdings" w:hAnsi="Wingdings" w:hint="default"/>
+      </w:rPr>
+    </w:lvl>
+    <w:lvl w:ilvl="6" w:tplc="04190001" w:tentative="1">
+      <w:start w:val="1"/>
+      <w:numFmt w:val="bullet"/>
+      <w:lvlText w:val=""/>
+      <w:lvlJc w:val="left"/>
+      <w:pPr>
+        <w:ind w:left="5040" w:hanging="360"/>
+      </w:pPr>
+      <w:rPr>
+        <w:rFonts w:ascii="Symbol" w:hAnsi="Symbol" w:hint="default"/>
+      </w:rPr>
+    </w:lvl>
+    <w:lvl w:ilvl="7" w:tplc="04190003" w:tentative="1">
+      <w:start w:val="1"/>
+      <w:numFmt w:val="bullet"/>
+      <w:lvlText w:val="o"/>
+      <w:lvlJc w:val="left"/>
+      <w:pPr>
+        <w:ind w:left="5760" w:hanging="360"/>
+      </w:pPr>
+      <w:rPr>
+        <w:rFonts w:ascii="Courier New" w:hAnsi="Courier New" w:cs="Courier New" w:hint="default"/>
+      </w:rPr>
+    </w:lvl>
+    <w:lvl w:ilvl="8" w:tplc="04190005" w:tentative="1">
+      <w:start w:val="1"/>
+      <w:numFmt w:val="bullet"/>
+      <w:lvlText w:val=""/>
+      <w:lvlJc w:val="left"/>
+      <w:pPr>
+        <w:ind w:left="6480" w:hanging="360"/>
+      </w:pPr>
+      <w:rPr>
+        <w:rFonts w:ascii="Wingdings" w:hAnsi="Wingdings" w:hint="default"/>
+      </w:rPr>
+    </w:lvl>
+  </w:abstractNum>
+  <w:abstractNum w:abstractNumId="8" w15:restartNumberingAfterBreak="0">
     <w:nsid w:val="0FD505C0"/>
     <w:multiLevelType w:val="multilevel"/>
     <w:tmpl w:val="0419001F"/>
@@ -28040,7 +29686,7 @@
       </w:pPr>
     </w:lvl>
   </w:abstractNum>
-  <w:abstractNum w:abstractNumId="7" w15:restartNumberingAfterBreak="0">
+  <w:abstractNum w:abstractNumId="9" w15:restartNumberingAfterBreak="0">
     <w:nsid w:val="11A640C3"/>
     <w:multiLevelType w:val="multilevel"/>
     <w:tmpl w:val="556C8EA0"/>
@@ -28153,7 +29799,7 @@
       </w:rPr>
     </w:lvl>
   </w:abstractNum>
-  <w:abstractNum w:abstractNumId="8" w15:restartNumberingAfterBreak="0">
+  <w:abstractNum w:abstractNumId="10" w15:restartNumberingAfterBreak="0">
     <w:nsid w:val="197A0B96"/>
     <w:multiLevelType w:val="multilevel"/>
     <w:tmpl w:val="0419001F"/>
@@ -28239,7 +29885,7 @@
       </w:pPr>
     </w:lvl>
   </w:abstractNum>
-  <w:abstractNum w:abstractNumId="9" w15:restartNumberingAfterBreak="0">
+  <w:abstractNum w:abstractNumId="11" w15:restartNumberingAfterBreak="0">
     <w:nsid w:val="1AB70B77"/>
     <w:multiLevelType w:val="multilevel"/>
     <w:tmpl w:val="E5F44EF2"/>
@@ -28328,7 +29974,7 @@
       </w:pPr>
     </w:lvl>
   </w:abstractNum>
-  <w:abstractNum w:abstractNumId="10" w15:restartNumberingAfterBreak="0">
+  <w:abstractNum w:abstractNumId="12" w15:restartNumberingAfterBreak="0">
     <w:nsid w:val="1C0F2ABC"/>
     <w:multiLevelType w:val="hybridMultilevel"/>
     <w:tmpl w:val="3072D484"/>
@@ -28414,7 +30060,7 @@
       </w:pPr>
     </w:lvl>
   </w:abstractNum>
-  <w:abstractNum w:abstractNumId="11" w15:restartNumberingAfterBreak="0">
+  <w:abstractNum w:abstractNumId="13" w15:restartNumberingAfterBreak="0">
     <w:nsid w:val="1C5D5DC5"/>
     <w:multiLevelType w:val="singleLevel"/>
     <w:tmpl w:val="1C5D5DC5"/>
@@ -28434,7 +30080,7 @@
       </w:rPr>
     </w:lvl>
   </w:abstractNum>
-  <w:abstractNum w:abstractNumId="12" w15:restartNumberingAfterBreak="0">
+  <w:abstractNum w:abstractNumId="14" w15:restartNumberingAfterBreak="0">
     <w:nsid w:val="1CAE69CC"/>
     <w:multiLevelType w:val="hybridMultilevel"/>
     <w:tmpl w:val="FACADE08"/>
@@ -28520,7 +30166,7 @@
       </w:pPr>
     </w:lvl>
   </w:abstractNum>
-  <w:abstractNum w:abstractNumId="13" w15:restartNumberingAfterBreak="0">
+  <w:abstractNum w:abstractNumId="15" w15:restartNumberingAfterBreak="0">
     <w:nsid w:val="21340CBD"/>
     <w:multiLevelType w:val="multilevel"/>
     <w:tmpl w:val="D324C11A"/>
@@ -28633,7 +30279,7 @@
       </w:pPr>
     </w:lvl>
   </w:abstractNum>
-  <w:abstractNum w:abstractNumId="14" w15:restartNumberingAfterBreak="0">
+  <w:abstractNum w:abstractNumId="16" w15:restartNumberingAfterBreak="0">
     <w:nsid w:val="23F80C0C"/>
     <w:multiLevelType w:val="multilevel"/>
     <w:tmpl w:val="B944E4C2"/>
@@ -28746,7 +30392,7 @@
       </w:rPr>
     </w:lvl>
   </w:abstractNum>
-  <w:abstractNum w:abstractNumId="15" w15:restartNumberingAfterBreak="0">
+  <w:abstractNum w:abstractNumId="17" w15:restartNumberingAfterBreak="0">
     <w:nsid w:val="2AF36D02"/>
     <w:multiLevelType w:val="hybridMultilevel"/>
     <w:tmpl w:val="987EB14C"/>
@@ -28859,7 +30505,7 @@
       </w:rPr>
     </w:lvl>
   </w:abstractNum>
-  <w:abstractNum w:abstractNumId="16" w15:restartNumberingAfterBreak="0">
+  <w:abstractNum w:abstractNumId="18" w15:restartNumberingAfterBreak="0">
     <w:nsid w:val="349F750B"/>
     <w:multiLevelType w:val="hybridMultilevel"/>
     <w:tmpl w:val="DC0C309C"/>
@@ -28972,7 +30618,7 @@
       </w:rPr>
     </w:lvl>
   </w:abstractNum>
-  <w:abstractNum w:abstractNumId="17" w15:restartNumberingAfterBreak="0">
+  <w:abstractNum w:abstractNumId="19" w15:restartNumberingAfterBreak="0">
     <w:nsid w:val="4829206F"/>
     <w:multiLevelType w:val="multilevel"/>
     <w:tmpl w:val="E9A273A4"/>
@@ -29085,7 +30731,7 @@
       </w:pPr>
     </w:lvl>
   </w:abstractNum>
-  <w:abstractNum w:abstractNumId="18" w15:restartNumberingAfterBreak="0">
+  <w:abstractNum w:abstractNumId="20" w15:restartNumberingAfterBreak="0">
     <w:nsid w:val="4B2C17F1"/>
     <w:multiLevelType w:val="hybridMultilevel"/>
     <w:tmpl w:val="9AE4B65E"/>
@@ -29198,7 +30844,7 @@
       </w:rPr>
     </w:lvl>
   </w:abstractNum>
-  <w:abstractNum w:abstractNumId="19" w15:restartNumberingAfterBreak="0">
+  <w:abstractNum w:abstractNumId="21" w15:restartNumberingAfterBreak="0">
     <w:nsid w:val="4BE26ABB"/>
     <w:multiLevelType w:val="multilevel"/>
     <w:tmpl w:val="B2BEC012"/>
@@ -29348,7 +30994,7 @@
       </w:rPr>
     </w:lvl>
   </w:abstractNum>
-  <w:abstractNum w:abstractNumId="20" w15:restartNumberingAfterBreak="0">
+  <w:abstractNum w:abstractNumId="22" w15:restartNumberingAfterBreak="0">
     <w:nsid w:val="55376778"/>
     <w:multiLevelType w:val="multilevel"/>
     <w:tmpl w:val="50645D58"/>
@@ -29497,7 +31143,7 @@
       </w:rPr>
     </w:lvl>
   </w:abstractNum>
-  <w:abstractNum w:abstractNumId="21" w15:restartNumberingAfterBreak="0">
+  <w:abstractNum w:abstractNumId="23" w15:restartNumberingAfterBreak="0">
     <w:nsid w:val="56CD5187"/>
     <w:multiLevelType w:val="multilevel"/>
     <w:tmpl w:val="CFE87222"/>
@@ -29610,7 +31256,7 @@
       </w:pPr>
     </w:lvl>
   </w:abstractNum>
-  <w:abstractNum w:abstractNumId="22" w15:restartNumberingAfterBreak="0">
+  <w:abstractNum w:abstractNumId="24" w15:restartNumberingAfterBreak="0">
     <w:nsid w:val="58F87445"/>
     <w:multiLevelType w:val="multilevel"/>
     <w:tmpl w:val="091CF67C"/>
@@ -29756,7 +31402,7 @@
       </w:rPr>
     </w:lvl>
   </w:abstractNum>
-  <w:abstractNum w:abstractNumId="23" w15:restartNumberingAfterBreak="0">
+  <w:abstractNum w:abstractNumId="25" w15:restartNumberingAfterBreak="0">
     <w:nsid w:val="5D973D5A"/>
     <w:multiLevelType w:val="hybridMultilevel"/>
     <w:tmpl w:val="AD24CDB8"/>
@@ -29869,7 +31515,7 @@
       </w:rPr>
     </w:lvl>
   </w:abstractNum>
-  <w:abstractNum w:abstractNumId="24" w15:restartNumberingAfterBreak="0">
+  <w:abstractNum w:abstractNumId="26" w15:restartNumberingAfterBreak="0">
     <w:nsid w:val="5EB47511"/>
     <w:multiLevelType w:val="hybridMultilevel"/>
     <w:tmpl w:val="B66A7740"/>
@@ -29982,7 +31628,7 @@
       </w:rPr>
     </w:lvl>
   </w:abstractNum>
-  <w:abstractNum w:abstractNumId="25" w15:restartNumberingAfterBreak="0">
+  <w:abstractNum w:abstractNumId="27" w15:restartNumberingAfterBreak="0">
     <w:nsid w:val="5F866B6B"/>
     <w:multiLevelType w:val="multilevel"/>
     <w:tmpl w:val="A800BB90"/>
@@ -30127,7 +31773,120 @@
       </w:rPr>
     </w:lvl>
   </w:abstractNum>
-  <w:abstractNum w:abstractNumId="26" w15:restartNumberingAfterBreak="0">
+  <w:abstractNum w:abstractNumId="28" w15:restartNumberingAfterBreak="0">
+    <w:nsid w:val="5FA048F1"/>
+    <w:multiLevelType w:val="hybridMultilevel"/>
+    <w:tmpl w:val="235CC630"/>
+    <w:lvl w:ilvl="0" w:tplc="F3F473DE">
+      <w:start w:val="1"/>
+      <w:numFmt w:val="bullet"/>
+      <w:lvlText w:val="－"/>
+      <w:lvlJc w:val="left"/>
+      <w:pPr>
+        <w:ind w:left="720" w:hanging="360"/>
+      </w:pPr>
+      <w:rPr>
+        <w:rFonts w:ascii="SimSun" w:eastAsia="SimSun" w:hAnsi="SimSun" w:cs="SimSun" w:hint="eastAsia"/>
+      </w:rPr>
+    </w:lvl>
+    <w:lvl w:ilvl="1" w:tplc="04190003" w:tentative="1">
+      <w:start w:val="1"/>
+      <w:numFmt w:val="bullet"/>
+      <w:lvlText w:val="o"/>
+      <w:lvlJc w:val="left"/>
+      <w:pPr>
+        <w:ind w:left="1440" w:hanging="360"/>
+      </w:pPr>
+      <w:rPr>
+        <w:rFonts w:ascii="Courier New" w:hAnsi="Courier New" w:cs="Courier New" w:hint="default"/>
+      </w:rPr>
+    </w:lvl>
+    <w:lvl w:ilvl="2" w:tplc="04190005" w:tentative="1">
+      <w:start w:val="1"/>
+      <w:numFmt w:val="bullet"/>
+      <w:lvlText w:val=""/>
+      <w:lvlJc w:val="left"/>
+      <w:pPr>
+        <w:ind w:left="2160" w:hanging="360"/>
+      </w:pPr>
+      <w:rPr>
+        <w:rFonts w:ascii="Wingdings" w:hAnsi="Wingdings" w:hint="default"/>
+      </w:rPr>
+    </w:lvl>
+    <w:lvl w:ilvl="3" w:tplc="04190001" w:tentative="1">
+      <w:start w:val="1"/>
+      <w:numFmt w:val="bullet"/>
+      <w:lvlText w:val=""/>
+      <w:lvlJc w:val="left"/>
+      <w:pPr>
+        <w:ind w:left="2880" w:hanging="360"/>
+      </w:pPr>
+      <w:rPr>
+        <w:rFonts w:ascii="Symbol" w:hAnsi="Symbol" w:hint="default"/>
+      </w:rPr>
+    </w:lvl>
+    <w:lvl w:ilvl="4" w:tplc="04190003" w:tentative="1">
+      <w:start w:val="1"/>
+      <w:numFmt w:val="bullet"/>
+      <w:lvlText w:val="o"/>
+      <w:lvlJc w:val="left"/>
+      <w:pPr>
+        <w:ind w:left="3600" w:hanging="360"/>
+      </w:pPr>
+      <w:rPr>
+        <w:rFonts w:ascii="Courier New" w:hAnsi="Courier New" w:cs="Courier New" w:hint="default"/>
+      </w:rPr>
+    </w:lvl>
+    <w:lvl w:ilvl="5" w:tplc="04190005" w:tentative="1">
+      <w:start w:val="1"/>
+      <w:numFmt w:val="bullet"/>
+      <w:lvlText w:val=""/>
+      <w:lvlJc w:val="left"/>
+      <w:pPr>
+        <w:ind w:left="4320" w:hanging="360"/>
+      </w:pPr>
+      <w:rPr>
+        <w:rFonts w:ascii="Wingdings" w:hAnsi="Wingdings" w:hint="default"/>
+      </w:rPr>
+    </w:lvl>
+    <w:lvl w:ilvl="6" w:tplc="04190001" w:tentative="1">
+      <w:start w:val="1"/>
+      <w:numFmt w:val="bullet"/>
+      <w:lvlText w:val=""/>
+      <w:lvlJc w:val="left"/>
+      <w:pPr>
+        <w:ind w:left="5040" w:hanging="360"/>
+      </w:pPr>
+      <w:rPr>
+        <w:rFonts w:ascii="Symbol" w:hAnsi="Symbol" w:hint="default"/>
+      </w:rPr>
+    </w:lvl>
+    <w:lvl w:ilvl="7" w:tplc="04190003" w:tentative="1">
+      <w:start w:val="1"/>
+      <w:numFmt w:val="bullet"/>
+      <w:lvlText w:val="o"/>
+      <w:lvlJc w:val="left"/>
+      <w:pPr>
+        <w:ind w:left="5760" w:hanging="360"/>
+      </w:pPr>
+      <w:rPr>
+        <w:rFonts w:ascii="Courier New" w:hAnsi="Courier New" w:cs="Courier New" w:hint="default"/>
+      </w:rPr>
+    </w:lvl>
+    <w:lvl w:ilvl="8" w:tplc="04190005" w:tentative="1">
+      <w:start w:val="1"/>
+      <w:numFmt w:val="bullet"/>
+      <w:lvlText w:val=""/>
+      <w:lvlJc w:val="left"/>
+      <w:pPr>
+        <w:ind w:left="6480" w:hanging="360"/>
+      </w:pPr>
+      <w:rPr>
+        <w:rFonts w:ascii="Wingdings" w:hAnsi="Wingdings" w:hint="default"/>
+      </w:rPr>
+    </w:lvl>
+  </w:abstractNum>
+  <w:abstractNum w:abstractNumId="29" w15:restartNumberingAfterBreak="0">
     <w:nsid w:val="60C940CA"/>
     <w:multiLevelType w:val="hybridMultilevel"/>
     <w:tmpl w:val="0D9C92A6"/>
@@ -30216,7 +31975,7 @@
       </w:pPr>
     </w:lvl>
   </w:abstractNum>
-  <w:abstractNum w:abstractNumId="27" w15:restartNumberingAfterBreak="0">
+  <w:abstractNum w:abstractNumId="30" w15:restartNumberingAfterBreak="0">
     <w:nsid w:val="60FF5B6E"/>
     <w:multiLevelType w:val="multilevel"/>
     <w:tmpl w:val="8988BBE0"/>
@@ -30329,7 +32088,7 @@
       </w:pPr>
     </w:lvl>
   </w:abstractNum>
-  <w:abstractNum w:abstractNumId="28" w15:restartNumberingAfterBreak="0">
+  <w:abstractNum w:abstractNumId="31" w15:restartNumberingAfterBreak="0">
     <w:nsid w:val="635175EA"/>
     <w:multiLevelType w:val="hybridMultilevel"/>
     <w:tmpl w:val="D378217E"/>
@@ -30442,7 +32201,7 @@
       </w:rPr>
     </w:lvl>
   </w:abstractNum>
-  <w:abstractNum w:abstractNumId="29" w15:restartNumberingAfterBreak="0">
+  <w:abstractNum w:abstractNumId="32" w15:restartNumberingAfterBreak="0">
     <w:nsid w:val="64EF7183"/>
     <w:multiLevelType w:val="multilevel"/>
     <w:tmpl w:val="0419001F"/>
@@ -30528,7 +32287,7 @@
       </w:pPr>
     </w:lvl>
   </w:abstractNum>
-  <w:abstractNum w:abstractNumId="30" w15:restartNumberingAfterBreak="0">
+  <w:abstractNum w:abstractNumId="33" w15:restartNumberingAfterBreak="0">
     <w:nsid w:val="65232A9A"/>
     <w:multiLevelType w:val="hybridMultilevel"/>
     <w:tmpl w:val="8B0488E4"/>
@@ -30641,7 +32400,7 @@
       </w:rPr>
     </w:lvl>
   </w:abstractNum>
-  <w:abstractNum w:abstractNumId="31" w15:restartNumberingAfterBreak="0">
+  <w:abstractNum w:abstractNumId="34" w15:restartNumberingAfterBreak="0">
     <w:nsid w:val="680E34A2"/>
     <w:multiLevelType w:val="hybridMultilevel"/>
     <w:tmpl w:val="AF062BF6"/>
@@ -30727,7 +32486,7 @@
       </w:pPr>
     </w:lvl>
   </w:abstractNum>
-  <w:abstractNum w:abstractNumId="32" w15:restartNumberingAfterBreak="0">
+  <w:abstractNum w:abstractNumId="35" w15:restartNumberingAfterBreak="0">
     <w:nsid w:val="6D802550"/>
     <w:multiLevelType w:val="hybridMultilevel"/>
     <w:tmpl w:val="56F6AE00"/>
@@ -30840,7 +32599,7 @@
       </w:rPr>
     </w:lvl>
   </w:abstractNum>
-  <w:abstractNum w:abstractNumId="33" w15:restartNumberingAfterBreak="0">
+  <w:abstractNum w:abstractNumId="36" w15:restartNumberingAfterBreak="0">
     <w:nsid w:val="6EA21C70"/>
     <w:multiLevelType w:val="multilevel"/>
     <w:tmpl w:val="0419001F"/>
@@ -30926,7 +32685,7 @@
       </w:pPr>
     </w:lvl>
   </w:abstractNum>
-  <w:abstractNum w:abstractNumId="34" w15:restartNumberingAfterBreak="0">
+  <w:abstractNum w:abstractNumId="37" w15:restartNumberingAfterBreak="0">
     <w:nsid w:val="706A4F54"/>
     <w:multiLevelType w:val="multilevel"/>
     <w:tmpl w:val="25382364"/>
@@ -31075,7 +32834,7 @@
       </w:rPr>
     </w:lvl>
   </w:abstractNum>
-  <w:abstractNum w:abstractNumId="35" w15:restartNumberingAfterBreak="0">
+  <w:abstractNum w:abstractNumId="38" w15:restartNumberingAfterBreak="0">
     <w:nsid w:val="72BA0D8E"/>
     <w:multiLevelType w:val="hybridMultilevel"/>
     <w:tmpl w:val="1D46567E"/>
@@ -31188,7 +32947,7 @@
       </w:rPr>
     </w:lvl>
   </w:abstractNum>
-  <w:abstractNum w:abstractNumId="36" w15:restartNumberingAfterBreak="0">
+  <w:abstractNum w:abstractNumId="39" w15:restartNumberingAfterBreak="0">
     <w:nsid w:val="77CF0071"/>
     <w:multiLevelType w:val="multilevel"/>
     <w:tmpl w:val="19C89340"/>
@@ -31301,7 +33060,7 @@
       </w:pPr>
     </w:lvl>
   </w:abstractNum>
-  <w:abstractNum w:abstractNumId="37" w15:restartNumberingAfterBreak="0">
+  <w:abstractNum w:abstractNumId="40" w15:restartNumberingAfterBreak="0">
     <w:nsid w:val="7B6D4DE1"/>
     <w:multiLevelType w:val="hybridMultilevel"/>
     <w:tmpl w:val="F910985C"/>
@@ -31387,7 +33146,7 @@
       </w:pPr>
     </w:lvl>
   </w:abstractNum>
-  <w:abstractNum w:abstractNumId="38" w15:restartNumberingAfterBreak="0">
+  <w:abstractNum w:abstractNumId="41" w15:restartNumberingAfterBreak="0">
     <w:nsid w:val="7C0C3B35"/>
     <w:multiLevelType w:val="multilevel"/>
     <w:tmpl w:val="1E34117A"/>
@@ -31537,85 +33296,85 @@
     </w:lvl>
   </w:abstractNum>
   <w:num w:numId="1" w16cid:durableId="100341638">
+    <w:abstractNumId w:val="11"/>
+  </w:num>
+  <w:num w:numId="2" w16cid:durableId="414203231">
+    <w:abstractNumId w:val="16"/>
+  </w:num>
+  <w:num w:numId="3" w16cid:durableId="1716194983">
+    <w:abstractNumId w:val="14"/>
+  </w:num>
+  <w:num w:numId="4" w16cid:durableId="1445610483">
+    <w:abstractNumId w:val="19"/>
+  </w:num>
+  <w:num w:numId="5" w16cid:durableId="838040112">
+    <w:abstractNumId w:val="8"/>
+  </w:num>
+  <w:num w:numId="6" w16cid:durableId="1411610818">
+    <w:abstractNumId w:val="10"/>
+  </w:num>
+  <w:num w:numId="7" w16cid:durableId="1749883682">
+    <w:abstractNumId w:val="25"/>
+  </w:num>
+  <w:num w:numId="8" w16cid:durableId="107243610">
+    <w:abstractNumId w:val="33"/>
+  </w:num>
+  <w:num w:numId="9" w16cid:durableId="935018412">
+    <w:abstractNumId w:val="38"/>
+  </w:num>
+  <w:num w:numId="10" w16cid:durableId="1898280917">
+    <w:abstractNumId w:val="6"/>
+  </w:num>
+  <w:num w:numId="11" w16cid:durableId="399520493">
+    <w:abstractNumId w:val="36"/>
+  </w:num>
+  <w:num w:numId="12" w16cid:durableId="1623152520">
+    <w:abstractNumId w:val="32"/>
+  </w:num>
+  <w:num w:numId="13" w16cid:durableId="2013876087">
+    <w:abstractNumId w:val="29"/>
+  </w:num>
+  <w:num w:numId="14" w16cid:durableId="2112703202">
     <w:abstractNumId w:val="9"/>
   </w:num>
-  <w:num w:numId="2" w16cid:durableId="414203231">
-    <w:abstractNumId w:val="14"/>
+  <w:num w:numId="15" w16cid:durableId="225384135">
+    <w:abstractNumId w:val="35"/>
   </w:num>
-  <w:num w:numId="3" w16cid:durableId="1716194983">
-    <w:abstractNumId w:val="12"/>
+  <w:num w:numId="16" w16cid:durableId="689599851">
+    <w:abstractNumId w:val="20"/>
   </w:num>
-  <w:num w:numId="4" w16cid:durableId="1445610483">
-    <w:abstractNumId w:val="17"/>
+  <w:num w:numId="17" w16cid:durableId="1332181006">
+    <w:abstractNumId w:val="31"/>
   </w:num>
-  <w:num w:numId="5" w16cid:durableId="838040112">
-    <w:abstractNumId w:val="6"/>
+  <w:num w:numId="18" w16cid:durableId="209000926">
+    <w:abstractNumId w:val="26"/>
   </w:num>
-  <w:num w:numId="6" w16cid:durableId="1411610818">
-    <w:abstractNumId w:val="8"/>
+  <w:num w:numId="19" w16cid:durableId="1667321419">
+    <w:abstractNumId w:val="40"/>
   </w:num>
-  <w:num w:numId="7" w16cid:durableId="1749883682">
+  <w:num w:numId="20" w16cid:durableId="1620721014">
+    <w:abstractNumId w:val="22"/>
+  </w:num>
+  <w:num w:numId="21" w16cid:durableId="904528733">
     <w:abstractNumId w:val="23"/>
   </w:num>
-  <w:num w:numId="8" w16cid:durableId="107243610">
-    <w:abstractNumId w:val="30"/>
+  <w:num w:numId="22" w16cid:durableId="1277714096">
+    <w:abstractNumId w:val="41"/>
   </w:num>
-  <w:num w:numId="9" w16cid:durableId="935018412">
-    <w:abstractNumId w:val="35"/>
+  <w:num w:numId="23" w16cid:durableId="319890087">
+    <w:abstractNumId w:val="27"/>
   </w:num>
-  <w:num w:numId="10" w16cid:durableId="1898280917">
-    <w:abstractNumId w:val="5"/>
+  <w:num w:numId="24" w16cid:durableId="1979795719">
+    <w:abstractNumId w:val="39"/>
   </w:num>
-  <w:num w:numId="11" w16cid:durableId="399520493">
-    <w:abstractNumId w:val="33"/>
-  </w:num>
-  <w:num w:numId="12" w16cid:durableId="1623152520">
-    <w:abstractNumId w:val="29"/>
-  </w:num>
-  <w:num w:numId="13" w16cid:durableId="2013876087">
-    <w:abstractNumId w:val="26"/>
-  </w:num>
-  <w:num w:numId="14" w16cid:durableId="2112703202">
-    <w:abstractNumId w:val="7"/>
-  </w:num>
-  <w:num w:numId="15" w16cid:durableId="225384135">
-    <w:abstractNumId w:val="32"/>
-  </w:num>
-  <w:num w:numId="16" w16cid:durableId="689599851">
-    <w:abstractNumId w:val="18"/>
-  </w:num>
-  <w:num w:numId="17" w16cid:durableId="1332181006">
-    <w:abstractNumId w:val="28"/>
-  </w:num>
-  <w:num w:numId="18" w16cid:durableId="209000926">
-    <w:abstractNumId w:val="24"/>
-  </w:num>
-  <w:num w:numId="19" w16cid:durableId="1667321419">
+  <w:num w:numId="25" w16cid:durableId="1555963548">
     <w:abstractNumId w:val="37"/>
   </w:num>
-  <w:num w:numId="20" w16cid:durableId="1620721014">
-    <w:abstractNumId w:val="20"/>
-  </w:num>
-  <w:num w:numId="21" w16cid:durableId="904528733">
-    <w:abstractNumId w:val="21"/>
-  </w:num>
-  <w:num w:numId="22" w16cid:durableId="1277714096">
-    <w:abstractNumId w:val="38"/>
-  </w:num>
-  <w:num w:numId="23" w16cid:durableId="319890087">
-    <w:abstractNumId w:val="25"/>
-  </w:num>
-  <w:num w:numId="24" w16cid:durableId="1979795719">
-    <w:abstractNumId w:val="36"/>
-  </w:num>
-  <w:num w:numId="25" w16cid:durableId="1555963548">
-    <w:abstractNumId w:val="34"/>
-  </w:num>
   <w:num w:numId="26" w16cid:durableId="213739097">
-    <w:abstractNumId w:val="13"/>
+    <w:abstractNumId w:val="15"/>
   </w:num>
   <w:num w:numId="27" w16cid:durableId="2011906144">
-    <w:abstractNumId w:val="22"/>
+    <w:abstractNumId w:val="24"/>
   </w:num>
   <w:num w:numId="28" w16cid:durableId="1594976950">
     <w:abstractNumId w:val="3"/>
@@ -31624,34 +33383,43 @@
     <w:abstractNumId w:val="1"/>
   </w:num>
   <w:num w:numId="30" w16cid:durableId="784930457">
-    <w:abstractNumId w:val="11"/>
+    <w:abstractNumId w:val="13"/>
   </w:num>
   <w:num w:numId="31" w16cid:durableId="1607691075">
     <w:abstractNumId w:val="0"/>
   </w:num>
   <w:num w:numId="32" w16cid:durableId="731272100">
-    <w:abstractNumId w:val="4"/>
+    <w:abstractNumId w:val="5"/>
   </w:num>
   <w:num w:numId="33" w16cid:durableId="657810789">
     <w:abstractNumId w:val="2"/>
   </w:num>
   <w:num w:numId="34" w16cid:durableId="631983019">
-    <w:abstractNumId w:val="16"/>
+    <w:abstractNumId w:val="18"/>
   </w:num>
   <w:num w:numId="35" w16cid:durableId="218977752">
-    <w:abstractNumId w:val="15"/>
+    <w:abstractNumId w:val="17"/>
   </w:num>
   <w:num w:numId="36" w16cid:durableId="2084137891">
-    <w:abstractNumId w:val="10"/>
+    <w:abstractNumId w:val="12"/>
   </w:num>
   <w:num w:numId="37" w16cid:durableId="972173946">
-    <w:abstractNumId w:val="31"/>
+    <w:abstractNumId w:val="34"/>
   </w:num>
   <w:num w:numId="38" w16cid:durableId="275412858">
-    <w:abstractNumId w:val="19"/>
+    <w:abstractNumId w:val="21"/>
   </w:num>
   <w:num w:numId="39" w16cid:durableId="622156817">
-    <w:abstractNumId w:val="27"/>
+    <w:abstractNumId w:val="30"/>
+  </w:num>
+  <w:num w:numId="40" w16cid:durableId="608243699">
+    <w:abstractNumId w:val="4"/>
+  </w:num>
+  <w:num w:numId="41" w16cid:durableId="969552295">
+    <w:abstractNumId w:val="7"/>
+  </w:num>
+  <w:num w:numId="42" w16cid:durableId="1993748692">
+    <w:abstractNumId w:val="28"/>
   </w:num>
   <w:numIdMacAtCleanup w:val="26"/>
 </w:numbering>
@@ -32055,7 +33823,7 @@
   <w:style w:type="paragraph" w:default="1" w:styleId="a">
     <w:name w:val="Normal"/>
     <w:qFormat/>
-    <w:rsid w:val="00F70C4E"/>
+    <w:rsid w:val="004C795C"/>
     <w:pPr>
       <w:spacing w:after="0" w:line="360" w:lineRule="auto"/>
       <w:ind w:firstLine="709"/>
@@ -32135,7 +33903,6 @@
   <w:style w:type="character" w:default="1" w:styleId="a0">
     <w:name w:val="Default Paragraph Font"/>
     <w:uiPriority w:val="1"/>
-    <w:semiHidden/>
     <w:unhideWhenUsed/>
   </w:style>
   <w:style w:type="table" w:default="1" w:styleId="a1">
